--- a/review/diagnostics-memo.docx
+++ b/review/diagnostics-memo.docx
@@ -585,43 +585,423 @@
         <w:pStyle w:val="BodyText"/>
       </w:pPr>
       <w:r>
-        <w:t xml:space="preserve">A0 is robust, so the supplied initial values are well tuned for the base</w:t>
-      </w:r>
-      <w:r>
-        <w:t xml:space="preserve"> </w:t>
-      </w:r>
-      <w:r>
-        <w:t xml:space="preserve">configuration. Nothing else can be assumed to be. The alternative modes</w:t>
-      </w:r>
-      <w:r>
-        <w:t xml:space="preserve"> </w:t>
-      </w:r>
-      <w:r>
-        <w:t xml:space="preserve">are interpretable rather than numerical noise: at the poor SYN optimum</w:t>
-      </w:r>
-      <w:r>
-        <w:t xml:space="preserve"> </w:t>
-      </w:r>
-      <w:r>
-        <w:t xml:space="preserve">the male apex selectivity scale falls from 0.934 to 0.446, so the model</w:t>
-      </w:r>
-      <w:r>
-        <w:t xml:space="preserve"> </w:t>
-      </w:r>
-      <w:r>
-        <w:t xml:space="preserve">explains the same sex composition by deciding the survey barely catches</w:t>
-      </w:r>
-      <w:r>
-        <w:t xml:space="preserve"> </w:t>
-      </w:r>
-      <w:r>
-        <w:t xml:space="preserve">males. That the data admit both readings supports your S.5 concern that</w:t>
-      </w:r>
-      <w:r>
-        <w:t xml:space="preserve"> </w:t>
-      </w:r>
-      <w:r>
-        <w:t xml:space="preserve">sex-specific selectivity is weakly identified.</w:t>
+        <w:t xml:space="preserve">A0 reaches its best optimum from the supplied values, so those are well</w:t>
+      </w:r>
+      <w:r>
+        <w:t xml:space="preserve"> </w:t>
+      </w:r>
+      <w:r>
+        <w:t xml:space="preserve">tuned. But its basin is narrow. Counting how often 21 jittered starts</w:t>
+      </w:r>
+      <w:r>
+        <w:t xml:space="preserve"> </w:t>
+      </w:r>
+      <w:r>
+        <w:t xml:space="preserve">reach the best optimum found for each configuration:</w:t>
+      </w:r>
+    </w:p>
+    <w:tbl>
+      <w:tblPr>
+        <w:tblStyle w:val="Table"/>
+        <w:tblW w:type="auto" w:w="0"/>
+        <w:tblLook w:firstRow="1" w:lastRow="0" w:firstColumn="0" w:lastColumn="0" w:noHBand="0" w:noVBand="0" w:val="0020"/>
+      </w:tblPr>
+      <w:tblGrid>
+        <w:gridCol w:w="1980"/>
+        <w:gridCol w:w="1980"/>
+        <w:gridCol w:w="1980"/>
+        <w:gridCol w:w="1980"/>
+      </w:tblGrid>
+      <w:tr>
+        <w:trPr>
+          <w:tblHeader w:val="on"/>
+        </w:trPr>
+        <w:tc>
+          <w:tcPr/>
+          <w:p>
+            <w:pPr>
+              <w:pStyle w:val="Compact"/>
+            </w:pPr>
+            <w:r>
+              <w:t xml:space="preserve">Configuration</w:t>
+            </w:r>
+          </w:p>
+        </w:tc>
+        <w:tc>
+          <w:tcPr/>
+          <w:p>
+            <w:pPr>
+              <w:pStyle w:val="Compact"/>
+            </w:pPr>
+            <w:r>
+              <w:t xml:space="preserve">Starts reaching best</w:t>
+            </w:r>
+          </w:p>
+        </w:tc>
+        <w:tc>
+          <w:tcPr/>
+          <w:p>
+            <w:pPr>
+              <w:pStyle w:val="Compact"/>
+            </w:pPr>
+            <w:r>
+              <w:t xml:space="preserve">Rate</w:t>
+            </w:r>
+          </w:p>
+        </w:tc>
+        <w:tc>
+          <w:tcPr/>
+          <w:p>
+            <w:pPr>
+              <w:pStyle w:val="Compact"/>
+            </w:pPr>
+            <w:r>
+              <w:t xml:space="preserve">Worst start</w:t>
+            </w:r>
+          </w:p>
+        </w:tc>
+      </w:tr>
+      <w:tr>
+        <w:tc>
+          <w:tcPr/>
+          <w:p>
+            <w:pPr>
+              <w:pStyle w:val="Compact"/>
+            </w:pPr>
+            <w:r>
+              <w:t xml:space="preserve">A0</w:t>
+            </w:r>
+          </w:p>
+        </w:tc>
+        <w:tc>
+          <w:tcPr/>
+          <w:p>
+            <w:pPr>
+              <w:pStyle w:val="Compact"/>
+            </w:pPr>
+            <w:r>
+              <w:t xml:space="preserve">6 of 21</w:t>
+            </w:r>
+          </w:p>
+        </w:tc>
+        <w:tc>
+          <w:tcPr/>
+          <w:p>
+            <w:pPr>
+              <w:pStyle w:val="Compact"/>
+            </w:pPr>
+            <w:r>
+              <w:t xml:space="preserve">29%</w:t>
+            </w:r>
+          </w:p>
+        </w:tc>
+        <w:tc>
+          <w:tcPr/>
+          <w:p>
+            <w:pPr>
+              <w:pStyle w:val="Compact"/>
+            </w:pPr>
+            <w:r>
+              <w:t xml:space="preserve">5000</w:t>
+            </w:r>
+          </w:p>
+        </w:tc>
+      </w:tr>
+      <w:tr>
+        <w:tc>
+          <w:tcPr/>
+          <w:p>
+            <w:pPr>
+              <w:pStyle w:val="Compact"/>
+            </w:pPr>
+            <w:r>
+              <w:t xml:space="preserve">S1_sexswap</w:t>
+            </w:r>
+          </w:p>
+        </w:tc>
+        <w:tc>
+          <w:tcPr/>
+          <w:p>
+            <w:pPr>
+              <w:pStyle w:val="Compact"/>
+            </w:pPr>
+            <w:r>
+              <w:t xml:space="preserve">1 of 21</w:t>
+            </w:r>
+          </w:p>
+        </w:tc>
+        <w:tc>
+          <w:tcPr/>
+          <w:p>
+            <w:pPr>
+              <w:pStyle w:val="Compact"/>
+            </w:pPr>
+            <w:r>
+              <w:t xml:space="preserve">5%</w:t>
+            </w:r>
+          </w:p>
+        </w:tc>
+        <w:tc>
+          <w:tcPr/>
+          <w:p>
+            <w:pPr>
+              <w:pStyle w:val="Compact"/>
+            </w:pPr>
+            <w:r>
+              <w:t xml:space="preserve">5451</w:t>
+            </w:r>
+          </w:p>
+        </w:tc>
+      </w:tr>
+      <w:tr>
+        <w:tc>
+          <w:tcPr/>
+          <w:p>
+            <w:pPr>
+              <w:pStyle w:val="Compact"/>
+            </w:pPr>
+            <w:r>
+              <w:t xml:space="preserve">S2_mwswap</w:t>
+            </w:r>
+          </w:p>
+        </w:tc>
+        <w:tc>
+          <w:tcPr/>
+          <w:p>
+            <w:pPr>
+              <w:pStyle w:val="Compact"/>
+            </w:pPr>
+            <w:r>
+              <w:t xml:space="preserve">4 of 21</w:t>
+            </w:r>
+          </w:p>
+        </w:tc>
+        <w:tc>
+          <w:tcPr/>
+          <w:p>
+            <w:pPr>
+              <w:pStyle w:val="Compact"/>
+            </w:pPr>
+            <w:r>
+              <w:t xml:space="preserve">19%</w:t>
+            </w:r>
+          </w:p>
+        </w:tc>
+        <w:tc>
+          <w:tcPr/>
+          <w:p>
+            <w:pPr>
+              <w:pStyle w:val="Compact"/>
+            </w:pPr>
+            <w:r>
+              <w:t xml:space="preserve">5535</w:t>
+            </w:r>
+          </w:p>
+        </w:tc>
+      </w:tr>
+      <w:tr>
+        <w:tc>
+          <w:tcPr/>
+          <w:p>
+            <w:pPr>
+              <w:pStyle w:val="Compact"/>
+            </w:pPr>
+            <w:r>
+              <w:rPr>
+                <w:b/>
+                <w:bCs/>
+              </w:rPr>
+              <w:t xml:space="preserve">D1_commonsel</w:t>
+            </w:r>
+          </w:p>
+        </w:tc>
+        <w:tc>
+          <w:tcPr/>
+          <w:p>
+            <w:pPr>
+              <w:pStyle w:val="Compact"/>
+            </w:pPr>
+            <w:r>
+              <w:rPr>
+                <w:b/>
+                <w:bCs/>
+              </w:rPr>
+              <w:t xml:space="preserve">20 of 21</w:t>
+            </w:r>
+          </w:p>
+        </w:tc>
+        <w:tc>
+          <w:tcPr/>
+          <w:p>
+            <w:pPr>
+              <w:pStyle w:val="Compact"/>
+            </w:pPr>
+            <w:r>
+              <w:rPr>
+                <w:b/>
+                <w:bCs/>
+              </w:rPr>
+              <w:t xml:space="preserve">95%</w:t>
+            </w:r>
+          </w:p>
+        </w:tc>
+        <w:tc>
+          <w:tcPr/>
+          <w:p>
+            <w:pPr>
+              <w:pStyle w:val="Compact"/>
+            </w:pPr>
+            <w:r>
+              <w:rPr>
+                <w:b/>
+                <w:bCs/>
+              </w:rPr>
+              <w:t xml:space="preserve">1854</w:t>
+            </w:r>
+          </w:p>
+        </w:tc>
+      </w:tr>
+      <w:tr>
+        <w:tc>
+          <w:tcPr/>
+          <w:p>
+            <w:pPr>
+              <w:pStyle w:val="Compact"/>
+            </w:pPr>
+            <w:r>
+              <w:t xml:space="preserve">D2_nodiscardlen</w:t>
+            </w:r>
+          </w:p>
+        </w:tc>
+        <w:tc>
+          <w:tcPr/>
+          <w:p>
+            <w:pPr>
+              <w:pStyle w:val="Compact"/>
+            </w:pPr>
+            <w:r>
+              <w:t xml:space="preserve">6 of 21</w:t>
+            </w:r>
+          </w:p>
+        </w:tc>
+        <w:tc>
+          <w:tcPr/>
+          <w:p>
+            <w:pPr>
+              <w:pStyle w:val="Compact"/>
+            </w:pPr>
+            <w:r>
+              <w:t xml:space="preserve">29%</w:t>
+            </w:r>
+          </w:p>
+        </w:tc>
+        <w:tc>
+          <w:tcPr/>
+          <w:p>
+            <w:pPr>
+              <w:pStyle w:val="Compact"/>
+            </w:pPr>
+            <w:r>
+              <w:t xml:space="preserve">3391</w:t>
+            </w:r>
+          </w:p>
+        </w:tc>
+      </w:tr>
+      <w:tr>
+        <w:tc>
+          <w:tcPr/>
+          <w:p>
+            <w:pPr>
+              <w:pStyle w:val="Compact"/>
+            </w:pPr>
+            <w:r>
+              <w:t xml:space="preserve">D3_recdev</w:t>
+            </w:r>
+          </w:p>
+        </w:tc>
+        <w:tc>
+          <w:tcPr/>
+          <w:p>
+            <w:pPr>
+              <w:pStyle w:val="Compact"/>
+            </w:pPr>
+            <w:r>
+              <w:t xml:space="preserve">1 of 21</w:t>
+            </w:r>
+          </w:p>
+        </w:tc>
+        <w:tc>
+          <w:tcPr/>
+          <w:p>
+            <w:pPr>
+              <w:pStyle w:val="Compact"/>
+            </w:pPr>
+            <w:r>
+              <w:t xml:space="preserve">5%</w:t>
+            </w:r>
+          </w:p>
+        </w:tc>
+        <w:tc>
+          <w:tcPr/>
+          <w:p>
+            <w:pPr>
+              <w:pStyle w:val="Compact"/>
+            </w:pPr>
+            <w:r>
+              <w:t xml:space="preserve">3466</w:t>
+            </w:r>
+          </w:p>
+        </w:tc>
+      </w:tr>
+    </w:tbl>
+    <w:p>
+      <w:pPr>
+        <w:pStyle w:val="BodyText"/>
+      </w:pPr>
+      <w:r>
+        <w:rPr>
+          <w:b/>
+          <w:bCs/>
+        </w:rPr>
+        <w:t xml:space="preserve">The one configuration that optimises reliably is the one with</w:t>
+      </w:r>
+      <w:r>
+        <w:rPr>
+          <w:b/>
+          <w:bCs/>
+        </w:rPr>
+        <w:t xml:space="preserve"> </w:t>
+      </w:r>
+      <w:r>
+        <w:rPr>
+          <w:b/>
+          <w:bCs/>
+        </w:rPr>
+        <w:t xml:space="preserve">sex-specific selectivity switched off.</w:t>
+      </w:r>
+      <w:r>
+        <w:t xml:space="preserve"> </w:t>
+      </w:r>
+      <w:r>
+        <w:t xml:space="preserve">D1 fixes the 24 male-offset</w:t>
+      </w:r>
+      <w:r>
+        <w:t xml:space="preserve"> </w:t>
+      </w:r>
+      <w:r>
+        <w:t xml:space="preserve">parameters and converges to within 2 units from 20 of 21 starts. Every</w:t>
+      </w:r>
+      <w:r>
+        <w:t xml:space="preserve"> </w:t>
+      </w:r>
+      <w:r>
+        <w:t xml:space="preserve">configuration that retains those offsets finds its best optimum between 5</w:t>
+      </w:r>
+      <w:r>
+        <w:t xml:space="preserve"> </w:t>
+      </w:r>
+      <w:r>
+        <w:t xml:space="preserve">and 29% of the time, with worst starts three times the best value.</w:t>
       </w:r>
     </w:p>
     <w:p>
@@ -629,19 +1009,63 @@
         <w:pStyle w:val="BodyText"/>
       </w:pPr>
       <w:r>
-        <w:t xml:space="preserve">We are currently multi-starting all 21 published configurations to see</w:t>
-      </w:r>
-      <w:r>
-        <w:t xml:space="preserve"> </w:t>
-      </w:r>
-      <w:r>
-        <w:t xml:space="preserve">whether any of them sits at a poor optimum. The first two checked, A0 and</w:t>
-      </w:r>
-      <w:r>
-        <w:t xml:space="preserve"> </w:t>
-      </w:r>
-      <w:r>
-        <w:t xml:space="preserve">A1, are both clean.</w:t>
+        <w:t xml:space="preserve">The alternative modes are interpretable rather than numerical noise, and</w:t>
+      </w:r>
+      <w:r>
+        <w:t xml:space="preserve"> </w:t>
+      </w:r>
+      <w:r>
+        <w:t xml:space="preserve">they are consistently in the same parameters: at the poor SYN optimum the</w:t>
+      </w:r>
+      <w:r>
+        <w:t xml:space="preserve"> </w:t>
+      </w:r>
+      <w:r>
+        <w:t xml:space="preserve">male apex selectivity scale falls from 0.934 to 0.446, so the model</w:t>
+      </w:r>
+      <w:r>
+        <w:t xml:space="preserve"> </w:t>
+      </w:r>
+      <w:r>
+        <w:t xml:space="preserve">explains the same sex composition by deciding the survey barely catches</w:t>
+      </w:r>
+      <w:r>
+        <w:t xml:space="preserve"> </w:t>
+      </w:r>
+      <w:r>
+        <w:t xml:space="preserve">males.</w:t>
+      </w:r>
+    </w:p>
+    <w:p>
+      <w:pPr>
+        <w:pStyle w:val="BodyText"/>
+      </w:pPr>
+      <w:r>
+        <w:t xml:space="preserve">This is an independent line of evidence for your S.5 concern. The</w:t>
+      </w:r>
+      <w:r>
+        <w:t xml:space="preserve"> </w:t>
+      </w:r>
+      <w:r>
+        <w:t xml:space="preserve">sex-specific selectivity structure is not merely flexible enough to admit</w:t>
+      </w:r>
+      <w:r>
+        <w:t xml:space="preserve"> </w:t>
+      </w:r>
+      <w:r>
+        <w:t xml:space="preserve">several explanations of the same data – it is flexible enough to make</w:t>
+      </w:r>
+      <w:r>
+        <w:t xml:space="preserve"> </w:t>
+      </w:r>
+      <w:r>
+        <w:t xml:space="preserve">the likelihood surface pathological, and it is the specific source of</w:t>
+      </w:r>
+      <w:r>
+        <w:t xml:space="preserve"> </w:t>
+      </w:r>
+      <w:r>
+        <w:t xml:space="preserve">that pathology in this model.</w:t>
       </w:r>
     </w:p>
     <w:bookmarkEnd w:id="10"/>
@@ -1068,19 +1492,69 @@
         <w:t xml:space="preserve"> </w:t>
       </w:r>
       <w:r>
-        <w:t xml:space="preserve">proposed is not supported by these data. Whether the curves represent</w:t>
-      </w:r>
-      <w:r>
-        <w:t xml:space="preserve"> </w:t>
-      </w:r>
-      <w:r>
-        <w:t xml:space="preserve">gear behaviour or absorbed availability is not resolved by a fit test,</w:t>
-      </w:r>
-      <w:r>
-        <w:t xml:space="preserve"> </w:t>
-      </w:r>
-      <w:r>
-        <w:t xml:space="preserve">and the multi-modality above is a reason to keep that question open.</w:t>
+        <w:t xml:space="preserve">proposed is not supported by these data on fit alone.</w:t>
+      </w:r>
+    </w:p>
+    <w:p>
+      <w:pPr>
+        <w:pStyle w:val="BodyText"/>
+      </w:pPr>
+      <w:r>
+        <w:t xml:space="preserve">That said, the two results are in tension and the tension is the point.</w:t>
+      </w:r>
+      <w:r>
+        <w:t xml:space="preserve"> </w:t>
+      </w:r>
+      <w:r>
+        <w:t xml:space="preserve">The data prefer sex-specific curves by a wide margin, and those same</w:t>
+      </w:r>
+      <w:r>
+        <w:t xml:space="preserve"> </w:t>
+      </w:r>
+      <w:r>
+        <w:t xml:space="preserve">curves are what make the model unreliable to fit – D1 is the only</w:t>
+      </w:r>
+      <w:r>
+        <w:t xml:space="preserve"> </w:t>
+      </w:r>
+      <w:r>
+        <w:t xml:space="preserve">configuration we have that optimises dependably. A structure that</w:t>
+      </w:r>
+      <w:r>
+        <w:t xml:space="preserve"> </w:t>
+      </w:r>
+      <w:r>
+        <w:t xml:space="preserve">improves fit by 206 units while turning a well-behaved optimisation</w:t>
+      </w:r>
+      <w:r>
+        <w:t xml:space="preserve"> </w:t>
+      </w:r>
+      <w:r>
+        <w:t xml:space="preserve">problem into one that finds its own optimum 29% of the time is not</w:t>
+      </w:r>
+      <w:r>
+        <w:t xml:space="preserve"> </w:t>
+      </w:r>
+      <w:r>
+        <w:t xml:space="preserve">obviously the right structure for a rebuilding baseline, whatever the</w:t>
+      </w:r>
+      <w:r>
+        <w:t xml:space="preserve"> </w:t>
+      </w:r>
+      <w:r>
+        <w:t xml:space="preserve">likelihood ratio says. Whether those curves represent gear behaviour or</w:t>
+      </w:r>
+      <w:r>
+        <w:t xml:space="preserve"> </w:t>
+      </w:r>
+      <w:r>
+        <w:t xml:space="preserve">absorbed availability is not resolved by a fit test, and we would want</w:t>
+      </w:r>
+      <w:r>
+        <w:t xml:space="preserve"> </w:t>
+      </w:r>
+      <w:r>
+        <w:t xml:space="preserve">the profile and the retrospective before recommending either way.</w:t>
       </w:r>
     </w:p>
     <w:bookmarkEnd w:id="11"/>

--- a/review/diagnostics-memo.docx
+++ b/review/diagnostics-memo.docx
@@ -2,7 +2,7 @@
 <file path=word/document.xml><?xml version="1.0" encoding="utf-8"?>
 <w:document xmlns:w="http://schemas.openxmlformats.org/wordprocessingml/2006/main" xmlns:m="http://schemas.openxmlformats.org/officeDocument/2006/math" xmlns:r="http://schemas.openxmlformats.org/officeDocument/2006/relationships" xmlns:o="urn:schemas-microsoft-com:office:office" xmlns:v="urn:schemas-microsoft-com:vml" xmlns:w10="urn:schemas-microsoft-com:office:word" xmlns:a="http://schemas.openxmlformats.org/drawingml/2006/main" xmlns:pic="http://schemas.openxmlformats.org/drawingml/2006/picture" xmlns:wp="http://schemas.openxmlformats.org/drawingml/2006/wordprocessingDrawing">
   <w:body>
-    <w:bookmarkStart w:id="16" w:name="section-10-diagnostics-first-results"/>
+    <w:bookmarkStart w:id="17" w:name="section-10-diagnostics-first-results"/>
     <w:p>
       <w:pPr>
         <w:pStyle w:val="Heading1"/>
@@ -80,7 +80,7 @@
         <w:t xml:space="preserve"> </w:t>
       </w:r>
       <w:r>
-        <w:t xml:space="preserve">first three diagnostics, and a methodological problem that conditions</w:t>
+        <w:t xml:space="preserve">first four diagnostics, and a methodological problem that conditions</w:t>
       </w:r>
       <w:r>
         <w:t xml:space="preserve"> </w:t>
@@ -110,25 +110,31 @@
         <w:pStyle w:val="FirstParagraph"/>
       </w:pPr>
       <w:r>
-        <w:t xml:space="preserve">Three of your seven S.10 diagnostics are run. Before any of them: this</w:t>
-      </w:r>
-      <w:r>
-        <w:t xml:space="preserve"> </w:t>
-      </w:r>
-      <w:r>
-        <w:t xml:space="preserve">likelihood surface is strongly multi-modal, and single-start fits of</w:t>
-      </w:r>
-      <w:r>
-        <w:t xml:space="preserve"> </w:t>
-      </w:r>
-      <w:r>
-        <w:t xml:space="preserve">perturbed configurations are not trustworthy. Everything below is the</w:t>
-      </w:r>
-      <w:r>
-        <w:t xml:space="preserve"> </w:t>
-      </w:r>
-      <w:r>
-        <w:t xml:space="preserve">best of 21 starts.</w:t>
+        <w:t xml:space="preserve">Four of your seven S.10 diagnostics are run. Before any of them: this</w:t>
+      </w:r>
+      <w:r>
+        <w:t xml:space="preserve"> </w:t>
+      </w:r>
+      <w:r>
+        <w:t xml:space="preserve">likelihood surface is strongly multi-modal, single-start fits of</w:t>
+      </w:r>
+      <w:r>
+        <w:t xml:space="preserve"> </w:t>
+      </w:r>
+      <w:r>
+        <w:t xml:space="preserve">perturbed configurations are not trustworthy, and the source of the</w:t>
+      </w:r>
+      <w:r>
+        <w:t xml:space="preserve"> </w:t>
+      </w:r>
+      <w:r>
+        <w:t xml:space="preserve">problem turns out to be the sex-specific selectivity structure you</w:t>
+      </w:r>
+      <w:r>
+        <w:t xml:space="preserve"> </w:t>
+      </w:r>
+      <w:r>
+        <w:t xml:space="preserve">flagged in S.5. Everything below is best-of-N.</w:t>
       </w:r>
     </w:p>
     <w:p>
@@ -136,46 +142,31 @@
         <w:pStyle w:val="BodyText"/>
       </w:pPr>
       <w:r>
-        <w:t xml:space="preserve">The headline result is that</w:t>
-      </w:r>
-      <w:r>
-        <w:t xml:space="preserve"> </w:t>
-      </w:r>
+        <w:t xml:space="preserve">Two substantive results.</w:t>
+      </w:r>
+    </w:p>
+    <w:p>
+      <w:pPr>
+        <w:pStyle w:val="BodyText"/>
+      </w:pPr>
       <w:r>
         <w:rPr>
           <w:b/>
           <w:bCs/>
         </w:rPr>
-        <w:t xml:space="preserve">A0’s depletion estimate is not robust to</w:t>
-      </w:r>
-      <w:r>
-        <w:rPr>
-          <w:b/>
-          <w:bCs/>
-        </w:rPr>
-        <w:t xml:space="preserve"> </w:t>
-      </w:r>
-      <w:r>
-        <w:rPr>
-          <w:b/>
-          <w:bCs/>
-        </w:rPr>
-        <w:t xml:space="preserve">allowing recruitment variation</w:t>
-      </w:r>
-      <w:r>
-        <w:t xml:space="preserve">. Estimated 2023 depletion moves from</w:t>
-      </w:r>
-      <w:r>
-        <w:t xml:space="preserve"> </w:t>
-      </w:r>
-      <w:r>
-        <w:t xml:space="preserve">0.086 to 0.185 when recruitment deviations are switched on, and the fit</w:t>
-      </w:r>
-      <w:r>
-        <w:t xml:space="preserve"> </w:t>
-      </w:r>
-      <w:r>
-        <w:t xml:space="preserve">to</w:t>
+        <w:t xml:space="preserve">A0’s depletion is not robust to relaxing its deterministic structure.</w:t>
+      </w:r>
+      <w:r>
+        <w:t xml:space="preserve"> </w:t>
+      </w:r>
+      <w:r>
+        <w:t xml:space="preserve">Estimated 2023 depletion moves from 0.086 to 0.185 when recruitment</w:t>
+      </w:r>
+      <w:r>
+        <w:t xml:space="preserve"> </w:t>
+      </w:r>
+      <w:r>
+        <w:t xml:space="preserve">deviations are switched on, and the fit to</w:t>
       </w:r>
       <w:r>
         <w:t xml:space="preserve"> </w:t>
@@ -191,25 +182,83 @@
         <w:t xml:space="preserve"> </w:t>
       </w:r>
       <w:r>
-        <w:t xml:space="preserve">data components improves substantially. That is close to what</w:t>
-      </w:r>
-      <w:r>
-        <w:t xml:space="preserve"> </w:t>
-      </w:r>
-      <w:r>
-        <w:t xml:space="preserve">your B-series counterparts produce by a different route (B1 0.172, B4</w:t>
-      </w:r>
-      <w:r>
-        <w:t xml:space="preserve"> </w:t>
-      </w:r>
-      <w:r>
-        <w:t xml:space="preserve">0.179), so two independent relaxations of A0’s deterministic structure</w:t>
-      </w:r>
-      <w:r>
-        <w:t xml:space="preserve"> </w:t>
-      </w:r>
-      <w:r>
-        <w:t xml:space="preserve">land in the same place.</w:t>
+        <w:t xml:space="preserve">data components</w:t>
+      </w:r>
+      <w:r>
+        <w:t xml:space="preserve"> </w:t>
+      </w:r>
+      <w:r>
+        <w:t xml:space="preserve">improves. Your B-series counterparts reach 0.172 and 0.179 by relaxing</w:t>
+      </w:r>
+      <w:r>
+        <w:t xml:space="preserve"> </w:t>
+      </w:r>
+      <w:r>
+        <w:t xml:space="preserve">constant M instead. Three independent relaxations land near twice the</w:t>
+      </w:r>
+      <w:r>
+        <w:t xml:space="preserve"> </w:t>
+      </w:r>
+      <w:r>
+        <w:t xml:space="preserve">base depletion.</w:t>
+      </w:r>
+    </w:p>
+    <w:p>
+      <w:pPr>
+        <w:pStyle w:val="BodyText"/>
+      </w:pPr>
+      <w:r>
+        <w:rPr>
+          <w:b/>
+          <w:bCs/>
+        </w:rPr>
+        <w:t xml:space="preserve">Constant M is a worse-fitting assumption than a standard alternative</w:t>
+      </w:r>
+      <w:r>
+        <w:rPr>
+          <w:b/>
+          <w:bCs/>
+        </w:rPr>
+        <w:t xml:space="preserve"> </w:t>
+      </w:r>
+      <w:r>
+        <w:rPr>
+          <w:b/>
+          <w:bCs/>
+        </w:rPr>
+        <w:t xml:space="preserve">at identical cost.</w:t>
+      </w:r>
+      <w:r>
+        <w:t xml:space="preserve"> </w:t>
+      </w:r>
+      <w:r>
+        <w:t xml:space="preserve">Lorenzen M, with the same 46 estimated parameters,</w:t>
+      </w:r>
+      <w:r>
+        <w:t xml:space="preserve"> </w:t>
+      </w:r>
+      <w:r>
+        <w:t xml:space="preserve">fits better on both data components than A0 does.</w:t>
+      </w:r>
+    </w:p>
+    <w:p>
+      <w:pPr>
+        <w:pStyle w:val="BodyText"/>
+      </w:pPr>
+      <w:r>
+        <w:t xml:space="preserve">Neither disturbs the low-abundance conclusion, which is robust across</w:t>
+      </w:r>
+      <w:r>
+        <w:t xml:space="preserve"> </w:t>
+      </w:r>
+      <w:r>
+        <w:t xml:space="preserve">everything we have run. What moves is the reconstructed unfished scale,</w:t>
+      </w:r>
+      <w:r>
+        <w:t xml:space="preserve"> </w:t>
+      </w:r>
+      <w:r>
+        <w:t xml:space="preserve">and therefore the removal advice.</w:t>
       </w:r>
     </w:p>
     <w:bookmarkEnd w:id="9"/>
@@ -2381,13 +2430,13 @@
       </w:r>
     </w:p>
     <w:bookmarkEnd w:id="13"/>
-    <w:bookmarkStart w:id="14" w:name="what-this-adds-up-to"/>
+    <w:bookmarkStart w:id="14" w:name="mortality-structure-s.10-row-3"/>
     <w:p>
       <w:pPr>
         <w:pStyle w:val="Heading2"/>
       </w:pPr>
       <w:r>
-        <w:t xml:space="preserve">What this adds up to</w:t>
+        <w:t xml:space="preserve">4. Mortality structure (S.10 row 3)</w:t>
       </w:r>
     </w:p>
     <w:p>
@@ -2395,37 +2444,357 @@
         <w:pStyle w:val="FirstParagraph"/>
       </w:pPr>
       <w:r>
-        <w:t xml:space="preserve">A0’s depletion of about 0.09 is conditional on two structural</w:t>
-      </w:r>
-      <w:r>
-        <w:t xml:space="preserve"> </w:t>
-      </w:r>
-      <w:r>
-        <w:t xml:space="preserve">assumptions that the data do not obviously support. Allowing recruitment</w:t>
-      </w:r>
-      <w:r>
-        <w:t xml:space="preserve"> </w:t>
-      </w:r>
-      <w:r>
-        <w:t xml:space="preserve">variation moves it to 0.185. Your B-series counterparts, which relax</w:t>
-      </w:r>
-      <w:r>
-        <w:t xml:space="preserve"> </w:t>
-      </w:r>
-      <w:r>
-        <w:t xml:space="preserve">constant natural mortality instead, reach 0.172 and 0.179. Three</w:t>
-      </w:r>
-      <w:r>
-        <w:t xml:space="preserve"> </w:t>
-      </w:r>
-      <w:r>
-        <w:t xml:space="preserve">different relaxations of A0’s deterministic structure converge on</w:t>
-      </w:r>
-      <w:r>
-        <w:t xml:space="preserve"> </w:t>
-      </w:r>
-      <w:r>
-        <w:t xml:space="preserve">roughly twice the base depletion.</w:t>
+        <w:rPr>
+          <w:rStyle w:val="VerbatimChar"/>
+        </w:rPr>
+        <w:t xml:space="preserve">D4_lorenzenM</w:t>
+      </w:r>
+      <w:r>
+        <w:t xml:space="preserve"> </w:t>
+      </w:r>
+      <w:r>
+        <w:t xml:space="preserve">switches</w:t>
+      </w:r>
+      <w:r>
+        <w:t xml:space="preserve"> </w:t>
+      </w:r>
+      <w:r>
+        <w:rPr>
+          <w:rStyle w:val="VerbatimChar"/>
+        </w:rPr>
+        <w:t xml:space="preserve">natM_type</w:t>
+      </w:r>
+      <w:r>
+        <w:t xml:space="preserve"> </w:t>
+      </w:r>
+      <w:r>
+        <w:t xml:space="preserve">from 0 to 2 with a reference age of</w:t>
+      </w:r>
+      <w:r>
+        <w:t xml:space="preserve"> </w:t>
+      </w:r>
+      <w:r>
+        <w:t xml:space="preserve">40, matching</w:t>
+      </w:r>
+      <w:r>
+        <w:t xml:space="preserve"> </w:t>
+      </w:r>
+      <w:r>
+        <w:rPr>
+          <w:rStyle w:val="VerbatimChar"/>
+        </w:rPr>
+        <w:t xml:space="preserve">Growth_Age_for_L2</w:t>
+      </w:r>
+      <w:r>
+        <w:t xml:space="preserve">. The supplied fixed M of 0.065 becomes M</w:t>
+      </w:r>
+      <w:r>
+        <w:t xml:space="preserve"> </w:t>
+      </w:r>
+      <w:r>
+        <w:rPr>
+          <w:i/>
+          <w:iCs/>
+        </w:rPr>
+        <w:t xml:space="preserve">at that age</w:t>
+      </w:r>
+      <w:r>
+        <w:t xml:space="preserve">, so only the shape changes and the parameter count is</w:t>
+      </w:r>
+      <w:r>
+        <w:t xml:space="preserve"> </w:t>
+      </w:r>
+      <w:r>
+        <w:t xml:space="preserve">unchanged. Syntax is from the v3.30.22.1 manual, which specifies one</w:t>
+      </w:r>
+      <w:r>
+        <w:t xml:space="preserve"> </w:t>
+      </w:r>
+      <w:r>
+        <w:t xml:space="preserve">additional integer line for the reference age under option 2.</w:t>
+      </w:r>
+    </w:p>
+    <w:tbl>
+      <w:tblPr>
+        <w:tblStyle w:val="Table"/>
+        <w:tblW w:type="auto" w:w="0"/>
+        <w:tblLook w:firstRow="1" w:lastRow="0" w:firstColumn="0" w:lastColumn="0" w:noHBand="0" w:noVBand="0" w:val="0020"/>
+      </w:tblPr>
+      <w:tblGrid>
+        <w:gridCol w:w="2640"/>
+        <w:gridCol w:w="2640"/>
+        <w:gridCol w:w="2640"/>
+      </w:tblGrid>
+      <w:tr>
+        <w:trPr>
+          <w:tblHeader w:val="on"/>
+        </w:trPr>
+        <w:tc>
+          <w:tcPr/>
+          <w:p>
+            <w:pPr>
+              <w:pStyle w:val="Compact"/>
+            </w:pPr>
+          </w:p>
+        </w:tc>
+        <w:tc>
+          <w:tcPr/>
+          <w:p>
+            <w:pPr>
+              <w:pStyle w:val="Compact"/>
+            </w:pPr>
+            <w:r>
+              <w:t xml:space="preserve">A0</w:t>
+            </w:r>
+          </w:p>
+        </w:tc>
+        <w:tc>
+          <w:tcPr/>
+          <w:p>
+            <w:pPr>
+              <w:pStyle w:val="Compact"/>
+            </w:pPr>
+            <w:r>
+              <w:t xml:space="preserve">D4_lorenzenM</w:t>
+            </w:r>
+          </w:p>
+        </w:tc>
+      </w:tr>
+      <w:tr>
+        <w:tc>
+          <w:tcPr/>
+          <w:p>
+            <w:pPr>
+              <w:pStyle w:val="Compact"/>
+            </w:pPr>
+            <w:r>
+              <w:t xml:space="preserve">Estimated parameters</w:t>
+            </w:r>
+          </w:p>
+        </w:tc>
+        <w:tc>
+          <w:tcPr/>
+          <w:p>
+            <w:pPr>
+              <w:pStyle w:val="Compact"/>
+            </w:pPr>
+            <w:r>
+              <w:t xml:space="preserve">46</w:t>
+            </w:r>
+          </w:p>
+        </w:tc>
+        <w:tc>
+          <w:tcPr/>
+          <w:p>
+            <w:pPr>
+              <w:pStyle w:val="Compact"/>
+            </w:pPr>
+            <w:r>
+              <w:t xml:space="preserve">46</w:t>
+            </w:r>
+          </w:p>
+        </w:tc>
+      </w:tr>
+      <w:tr>
+        <w:tc>
+          <w:tcPr/>
+          <w:p>
+            <w:pPr>
+              <w:pStyle w:val="Compact"/>
+            </w:pPr>
+            <w:r>
+              <w:t xml:space="preserve">Total objective</w:t>
+            </w:r>
+          </w:p>
+        </w:tc>
+        <w:tc>
+          <w:tcPr/>
+          <w:p>
+            <w:pPr>
+              <w:pStyle w:val="Compact"/>
+            </w:pPr>
+            <w:r>
+              <w:t xml:space="preserve">1646.4</w:t>
+            </w:r>
+          </w:p>
+        </w:tc>
+        <w:tc>
+          <w:tcPr/>
+          <w:p>
+            <w:pPr>
+              <w:pStyle w:val="Compact"/>
+            </w:pPr>
+            <w:r>
+              <w:rPr>
+                <w:b/>
+                <w:bCs/>
+              </w:rPr>
+              <w:t xml:space="preserve">1567.8</w:t>
+            </w:r>
+          </w:p>
+        </w:tc>
+      </w:tr>
+      <w:tr>
+        <w:tc>
+          <w:tcPr/>
+          <w:p>
+            <w:pPr>
+              <w:pStyle w:val="Compact"/>
+            </w:pPr>
+            <w:r>
+              <w:t xml:space="preserve">Survey</w:t>
+            </w:r>
+          </w:p>
+        </w:tc>
+        <w:tc>
+          <w:tcPr/>
+          <w:p>
+            <w:pPr>
+              <w:pStyle w:val="Compact"/>
+            </w:pPr>
+            <w:r>
+              <w:t xml:space="preserve">922.5</w:t>
+            </w:r>
+          </w:p>
+        </w:tc>
+        <w:tc>
+          <w:tcPr/>
+          <w:p>
+            <w:pPr>
+              <w:pStyle w:val="Compact"/>
+            </w:pPr>
+            <w:r>
+              <w:rPr>
+                <w:b/>
+                <w:bCs/>
+              </w:rPr>
+              <w:t xml:space="preserve">877.6</w:t>
+            </w:r>
+          </w:p>
+        </w:tc>
+      </w:tr>
+      <w:tr>
+        <w:tc>
+          <w:tcPr/>
+          <w:p>
+            <w:pPr>
+              <w:pStyle w:val="Compact"/>
+            </w:pPr>
+            <w:r>
+              <w:t xml:space="preserve">Length composition</w:t>
+            </w:r>
+          </w:p>
+        </w:tc>
+        <w:tc>
+          <w:tcPr/>
+          <w:p>
+            <w:pPr>
+              <w:pStyle w:val="Compact"/>
+            </w:pPr>
+            <w:r>
+              <w:t xml:space="preserve">671.1</w:t>
+            </w:r>
+          </w:p>
+        </w:tc>
+        <w:tc>
+          <w:tcPr/>
+          <w:p>
+            <w:pPr>
+              <w:pStyle w:val="Compact"/>
+            </w:pPr>
+            <w:r>
+              <w:rPr>
+                <w:b/>
+                <w:bCs/>
+              </w:rPr>
+              <w:t xml:space="preserve">637.3</w:t>
+            </w:r>
+          </w:p>
+        </w:tc>
+      </w:tr>
+      <w:tr>
+        <w:tc>
+          <w:tcPr/>
+          <w:p>
+            <w:pPr>
+              <w:pStyle w:val="Compact"/>
+            </w:pPr>
+            <w:r>
+              <w:t xml:space="preserve">Unfished spawning output</w:t>
+            </w:r>
+          </w:p>
+        </w:tc>
+        <w:tc>
+          <w:tcPr/>
+          <w:p>
+            <w:pPr>
+              <w:pStyle w:val="Compact"/>
+            </w:pPr>
+            <w:r>
+              <w:t xml:space="preserve">39,194</w:t>
+            </w:r>
+          </w:p>
+        </w:tc>
+        <w:tc>
+          <w:tcPr/>
+          <w:p>
+            <w:pPr>
+              <w:pStyle w:val="Compact"/>
+            </w:pPr>
+            <w:r>
+              <w:t xml:space="preserve">40,286</w:t>
+            </w:r>
+          </w:p>
+        </w:tc>
+      </w:tr>
+      <w:tr>
+        <w:tc>
+          <w:tcPr/>
+          <w:p>
+            <w:pPr>
+              <w:pStyle w:val="Compact"/>
+            </w:pPr>
+            <w:r>
+              <w:t xml:space="preserve">Depletion 2023</w:t>
+            </w:r>
+          </w:p>
+        </w:tc>
+        <w:tc>
+          <w:tcPr/>
+          <w:p>
+            <w:pPr>
+              <w:pStyle w:val="Compact"/>
+            </w:pPr>
+            <w:r>
+              <w:t xml:space="preserve">0.086</w:t>
+            </w:r>
+          </w:p>
+        </w:tc>
+        <w:tc>
+          <w:tcPr/>
+          <w:p>
+            <w:pPr>
+              <w:pStyle w:val="Compact"/>
+            </w:pPr>
+            <w:r>
+              <w:t xml:space="preserve">0.097</w:t>
+            </w:r>
+          </w:p>
+        </w:tc>
+      </w:tr>
+    </w:tbl>
+    <w:p>
+      <w:pPr>
+        <w:pStyle w:val="BodyText"/>
+      </w:pPr>
+      <w:r>
+        <w:t xml:space="preserve">Resulting female M-at-age: 0.184 at age 0, 0.097 at age 10, 0.069 at age</w:t>
+      </w:r>
+      <w:r>
+        <w:t xml:space="preserve"> </w:t>
+      </w:r>
+      <w:r>
+        <w:t xml:space="preserve">30, 0.065 at the reference age 40, and 0.061 at age 70.</w:t>
       </w:r>
     </w:p>
     <w:p>
@@ -2433,29 +2802,129 @@
         <w:pStyle w:val="BodyText"/>
       </w:pPr>
       <w:r>
-        <w:t xml:space="preserve">That does not overturn the low-abundance conclusion, which is robust</w:t>
-      </w:r>
-      <w:r>
-        <w:t xml:space="preserve"> </w:t>
-      </w:r>
-      <w:r>
-        <w:t xml:space="preserve">across everything we have run. It does bear on the reconstructed unfished</w:t>
-      </w:r>
-      <w:r>
-        <w:t xml:space="preserve"> </w:t>
-      </w:r>
-      <w:r>
-        <w:t xml:space="preserve">scale and therefore on the removal advice, which is the separation you</w:t>
-      </w:r>
-      <w:r>
-        <w:t xml:space="preserve"> </w:t>
-      </w:r>
-      <w:r>
-        <w:t xml:space="preserve">drew in your fourth immediate priority.</w:t>
+        <w:t xml:space="preserve">At identical parameter count, Lorenzen fits better on both data</w:t>
+      </w:r>
+      <w:r>
+        <w:t xml:space="preserve"> </w:t>
+      </w:r>
+      <w:r>
+        <w:t xml:space="preserve">components by 78.6 units combined. There is no parsimony argument for</w:t>
+      </w:r>
+      <w:r>
+        <w:t xml:space="preserve"> </w:t>
+      </w:r>
+      <w:r>
+        <w:t xml:space="preserve">constant M here – it is simply the worse of the two.</w:t>
+      </w:r>
+    </w:p>
+    <w:p>
+      <w:pPr>
+        <w:pStyle w:val="BodyText"/>
+      </w:pPr>
+      <w:r>
+        <w:t xml:space="preserve">Per the agreed sequencing we are holding the phi0, S0 and</w:t>
+      </w:r>
+      <w:r>
+        <w:t xml:space="preserve"> </w:t>
+      </w:r>
+      <w:r>
+        <w:t xml:space="preserve">reference-point consequences until the baseline is validated against the</w:t>
+      </w:r>
+      <w:r>
+        <w:t xml:space="preserve"> </w:t>
+      </w:r>
+      <w:r>
+        <w:t xml:space="preserve">authors’ outputs, since those are absolute rather than relative</w:t>
+      </w:r>
+      <w:r>
+        <w:t xml:space="preserve"> </w:t>
+      </w:r>
+      <w:r>
+        <w:t xml:space="preserve">quantities. This configuration is still being multi-started, so the</w:t>
+      </w:r>
+      <w:r>
+        <w:t xml:space="preserve"> </w:t>
+      </w:r>
+      <w:r>
+        <w:t xml:space="preserve">numbers above are provisional.</w:t>
       </w:r>
     </w:p>
     <w:bookmarkEnd w:id="14"/>
-    <w:bookmarkStart w:id="15" w:name="still-open"/>
+    <w:bookmarkStart w:id="15" w:name="what-this-adds-up-to"/>
+    <w:p>
+      <w:pPr>
+        <w:pStyle w:val="Heading2"/>
+      </w:pPr>
+      <w:r>
+        <w:t xml:space="preserve">What this adds up to</w:t>
+      </w:r>
+    </w:p>
+    <w:p>
+      <w:pPr>
+        <w:pStyle w:val="FirstParagraph"/>
+      </w:pPr>
+      <w:r>
+        <w:t xml:space="preserve">A0’s depletion of about 0.09 is conditional on two structural</w:t>
+      </w:r>
+      <w:r>
+        <w:t xml:space="preserve"> </w:t>
+      </w:r>
+      <w:r>
+        <w:t xml:space="preserve">assumptions that the data do not obviously support. Allowing recruitment</w:t>
+      </w:r>
+      <w:r>
+        <w:t xml:space="preserve"> </w:t>
+      </w:r>
+      <w:r>
+        <w:t xml:space="preserve">variation moves it to 0.185. Your B-series counterparts, which relax</w:t>
+      </w:r>
+      <w:r>
+        <w:t xml:space="preserve"> </w:t>
+      </w:r>
+      <w:r>
+        <w:t xml:space="preserve">constant natural mortality instead, reach 0.172 and 0.179. Three</w:t>
+      </w:r>
+      <w:r>
+        <w:t xml:space="preserve"> </w:t>
+      </w:r>
+      <w:r>
+        <w:t xml:space="preserve">different relaxations of A0’s deterministic structure converge on</w:t>
+      </w:r>
+      <w:r>
+        <w:t xml:space="preserve"> </w:t>
+      </w:r>
+      <w:r>
+        <w:t xml:space="preserve">roughly twice the base depletion.</w:t>
+      </w:r>
+    </w:p>
+    <w:p>
+      <w:pPr>
+        <w:pStyle w:val="BodyText"/>
+      </w:pPr>
+      <w:r>
+        <w:t xml:space="preserve">That does not overturn the low-abundance conclusion, which is robust</w:t>
+      </w:r>
+      <w:r>
+        <w:t xml:space="preserve"> </w:t>
+      </w:r>
+      <w:r>
+        <w:t xml:space="preserve">across everything we have run. It does bear on the reconstructed unfished</w:t>
+      </w:r>
+      <w:r>
+        <w:t xml:space="preserve"> </w:t>
+      </w:r>
+      <w:r>
+        <w:t xml:space="preserve">scale and therefore on the removal advice, which is the separation you</w:t>
+      </w:r>
+      <w:r>
+        <w:t xml:space="preserve"> </w:t>
+      </w:r>
+      <w:r>
+        <w:t xml:space="preserve">drew in your fourth immediate priority.</w:t>
+      </w:r>
+    </w:p>
+    <w:bookmarkEnd w:id="15"/>
+    <w:bookmarkStart w:id="16" w:name="still-open"/>
     <w:p>
       <w:pPr>
         <w:pStyle w:val="Heading2"/>
@@ -2473,7 +2942,13 @@
         </w:numPr>
       </w:pPr>
       <w:r>
-        <w:t xml:space="preserve">Lorenzen M (S.10 row 3), build pending.</w:t>
+        <w:t xml:space="preserve">Old-age biology and trawl removals (rows 5, 7), deferred until the</w:t>
+      </w:r>
+      <w:r>
+        <w:t xml:space="preserve"> </w:t>
+      </w:r>
+      <w:r>
+        <w:t xml:space="preserve">baseline is validated against the authors’ outputs.</w:t>
       </w:r>
     </w:p>
     <w:p>
@@ -2485,35 +2960,17 @@
         </w:numPr>
       </w:pPr>
       <w:r>
-        <w:t xml:space="preserve">Old-age biology and trawl removals (rows 5, 7), deferred until the</w:t>
-      </w:r>
-      <w:r>
-        <w:t xml:space="preserve"> </w:t>
-      </w:r>
-      <w:r>
-        <w:t xml:space="preserve">baseline is validated against the authors’ outputs.</w:t>
+        <w:t xml:space="preserve">A0 verification proper (row 1), blocked on those outputs. See the</w:t>
+      </w:r>
+      <w:r>
+        <w:t xml:space="preserve"> </w:t>
+      </w:r>
+      <w:r>
+        <w:t xml:space="preserve">separate request.</w:t>
       </w:r>
     </w:p>
-    <w:p>
-      <w:pPr>
-        <w:pStyle w:val="Compact"/>
-        <w:numPr>
-          <w:ilvl w:val="0"/>
-          <w:numId w:val="1001"/>
-        </w:numPr>
-      </w:pPr>
-      <w:r>
-        <w:t xml:space="preserve">A0 verification proper (row 1), blocked on those outputs. See the</w:t>
-      </w:r>
-      <w:r>
-        <w:t xml:space="preserve"> </w:t>
-      </w:r>
-      <w:r>
-        <w:t xml:space="preserve">separate request.</w:t>
-      </w:r>
-    </w:p>
-    <w:bookmarkEnd w:id="15"/>
     <w:bookmarkEnd w:id="16"/>
+    <w:bookmarkEnd w:id="17"/>
     <w:sectPr>
       <w:footnotePr>
         <w:numRestart w:val="eachSect"/>

--- a/review/diagnostics-memo.docx
+++ b/review/diagnostics-memo.docx
@@ -2420,13 +2420,363 @@
         <w:pStyle w:val="BodyText"/>
       </w:pPr>
       <w:r>
-        <w:t xml:space="preserve">A variant restricting the deviation window to 1970-2015, where the data</w:t>
-      </w:r>
-      <w:r>
-        <w:t xml:space="preserve"> </w:t>
-      </w:r>
-      <w:r>
-        <w:t xml:space="preserve">can actually inform it, is built and queued.</w:t>
+        <w:rPr>
+          <w:b/>
+          <w:bCs/>
+        </w:rPr>
+        <w:t xml:space="preserve">The result survives the obvious objection.</w:t>
+      </w:r>
+      <w:r>
+        <w:t xml:space="preserve"> </w:t>
+      </w:r>
+      <w:r>
+        <w:rPr>
+          <w:rStyle w:val="VerbatimChar"/>
+        </w:rPr>
+        <w:t xml:space="preserve">D3b_recdev_window</w:t>
+      </w:r>
+      <w:r>
+        <w:t xml:space="preserve"> </w:t>
+      </w:r>
+      <w:r>
+        <w:t xml:space="preserve">restricts the deviations to 1970-2015, dropping the unidentified</w:t>
+      </w:r>
+      <w:r>
+        <w:t xml:space="preserve"> </w:t>
+      </w:r>
+      <w:r>
+        <w:t xml:space="preserve">pre-1977 block and the terminal years that cannot yet be observed. It</w:t>
+      </w:r>
+      <w:r>
+        <w:t xml:space="preserve"> </w:t>
+      </w:r>
+      <w:r>
+        <w:t xml:space="preserve">uses 46 deviations instead of 63 and reaches a total of 1520.2 against</w:t>
+      </w:r>
+      <w:r>
+        <w:t xml:space="preserve"> </w:t>
+      </w:r>
+      <w:r>
+        <w:t xml:space="preserve">D3’s 1513.8 – essentially the same fit for 17 fewer parameters:</w:t>
+      </w:r>
+    </w:p>
+    <w:tbl>
+      <w:tblPr>
+        <w:tblStyle w:val="Table"/>
+        <w:tblW w:type="auto" w:w="0"/>
+        <w:tblLook w:firstRow="1" w:lastRow="0" w:firstColumn="0" w:lastColumn="0" w:noHBand="0" w:noVBand="0" w:val="0020"/>
+      </w:tblPr>
+      <w:tblGrid>
+        <w:gridCol w:w="1980"/>
+        <w:gridCol w:w="1980"/>
+        <w:gridCol w:w="1980"/>
+        <w:gridCol w:w="1980"/>
+      </w:tblGrid>
+      <w:tr>
+        <w:trPr>
+          <w:tblHeader w:val="on"/>
+        </w:trPr>
+        <w:tc>
+          <w:tcPr/>
+          <w:p>
+            <w:pPr>
+              <w:pStyle w:val="Compact"/>
+            </w:pPr>
+          </w:p>
+        </w:tc>
+        <w:tc>
+          <w:tcPr/>
+          <w:p>
+            <w:pPr>
+              <w:pStyle w:val="Compact"/>
+            </w:pPr>
+            <w:r>
+              <w:t xml:space="preserve">A0</w:t>
+            </w:r>
+          </w:p>
+        </w:tc>
+        <w:tc>
+          <w:tcPr/>
+          <w:p>
+            <w:pPr>
+              <w:pStyle w:val="Compact"/>
+            </w:pPr>
+            <w:r>
+              <w:t xml:space="preserve">D3 (1960-2022)</w:t>
+            </w:r>
+          </w:p>
+        </w:tc>
+        <w:tc>
+          <w:tcPr/>
+          <w:p>
+            <w:pPr>
+              <w:pStyle w:val="Compact"/>
+            </w:pPr>
+            <w:r>
+              <w:t xml:space="preserve">D3b (1970-2015)</w:t>
+            </w:r>
+          </w:p>
+        </w:tc>
+      </w:tr>
+      <w:tr>
+        <w:tc>
+          <w:tcPr/>
+          <w:p>
+            <w:pPr>
+              <w:pStyle w:val="Compact"/>
+            </w:pPr>
+            <w:r>
+              <w:t xml:space="preserve">Survey</w:t>
+            </w:r>
+          </w:p>
+        </w:tc>
+        <w:tc>
+          <w:tcPr/>
+          <w:p>
+            <w:pPr>
+              <w:pStyle w:val="Compact"/>
+            </w:pPr>
+            <w:r>
+              <w:t xml:space="preserve">922.5</w:t>
+            </w:r>
+          </w:p>
+        </w:tc>
+        <w:tc>
+          <w:tcPr/>
+          <w:p>
+            <w:pPr>
+              <w:pStyle w:val="Compact"/>
+            </w:pPr>
+            <w:r>
+              <w:t xml:space="preserve">768.3</w:t>
+            </w:r>
+          </w:p>
+        </w:tc>
+        <w:tc>
+          <w:tcPr/>
+          <w:p>
+            <w:pPr>
+              <w:pStyle w:val="Compact"/>
+            </w:pPr>
+            <w:r>
+              <w:t xml:space="preserve">772.5</w:t>
+            </w:r>
+          </w:p>
+        </w:tc>
+      </w:tr>
+      <w:tr>
+        <w:tc>
+          <w:tcPr/>
+          <w:p>
+            <w:pPr>
+              <w:pStyle w:val="Compact"/>
+            </w:pPr>
+            <w:r>
+              <w:t xml:space="preserve">Length composition</w:t>
+            </w:r>
+          </w:p>
+        </w:tc>
+        <w:tc>
+          <w:tcPr/>
+          <w:p>
+            <w:pPr>
+              <w:pStyle w:val="Compact"/>
+            </w:pPr>
+            <w:r>
+              <w:t xml:space="preserve">671.1</w:t>
+            </w:r>
+          </w:p>
+        </w:tc>
+        <w:tc>
+          <w:tcPr/>
+          <w:p>
+            <w:pPr>
+              <w:pStyle w:val="Compact"/>
+            </w:pPr>
+            <w:r>
+              <w:t xml:space="preserve">643.9</w:t>
+            </w:r>
+          </w:p>
+        </w:tc>
+        <w:tc>
+          <w:tcPr/>
+          <w:p>
+            <w:pPr>
+              <w:pStyle w:val="Compact"/>
+            </w:pPr>
+            <w:r>
+              <w:t xml:space="preserve">650.0</w:t>
+            </w:r>
+          </w:p>
+        </w:tc>
+      </w:tr>
+      <w:tr>
+        <w:tc>
+          <w:tcPr/>
+          <w:p>
+            <w:pPr>
+              <w:pStyle w:val="Compact"/>
+            </w:pPr>
+            <w:r>
+              <w:t xml:space="preserve">Recruitment penalty</w:t>
+            </w:r>
+          </w:p>
+        </w:tc>
+        <w:tc>
+          <w:tcPr/>
+          <w:p>
+            <w:pPr>
+              <w:pStyle w:val="Compact"/>
+            </w:pPr>
+            <w:r>
+              <w:t xml:space="preserve">0.0</w:t>
+            </w:r>
+          </w:p>
+        </w:tc>
+        <w:tc>
+          <w:tcPr/>
+          <w:p>
+            <w:pPr>
+              <w:pStyle w:val="Compact"/>
+            </w:pPr>
+            <w:r>
+              <w:t xml:space="preserve">51.3</w:t>
+            </w:r>
+          </w:p>
+        </w:tc>
+        <w:tc>
+          <w:tcPr/>
+          <w:p>
+            <w:pPr>
+              <w:pStyle w:val="Compact"/>
+            </w:pPr>
+            <w:r>
+              <w:t xml:space="preserve">45.9</w:t>
+            </w:r>
+          </w:p>
+        </w:tc>
+      </w:tr>
+      <w:tr>
+        <w:tc>
+          <w:tcPr/>
+          <w:p>
+            <w:pPr>
+              <w:pStyle w:val="Compact"/>
+            </w:pPr>
+            <w:r>
+              <w:t xml:space="preserve">Deviations estimated</w:t>
+            </w:r>
+          </w:p>
+        </w:tc>
+        <w:tc>
+          <w:tcPr/>
+          <w:p>
+            <w:pPr>
+              <w:pStyle w:val="Compact"/>
+            </w:pPr>
+            <w:r>
+              <w:t xml:space="preserve">0</w:t>
+            </w:r>
+          </w:p>
+        </w:tc>
+        <w:tc>
+          <w:tcPr/>
+          <w:p>
+            <w:pPr>
+              <w:pStyle w:val="Compact"/>
+            </w:pPr>
+            <w:r>
+              <w:t xml:space="preserve">63</w:t>
+            </w:r>
+          </w:p>
+        </w:tc>
+        <w:tc>
+          <w:tcPr/>
+          <w:p>
+            <w:pPr>
+              <w:pStyle w:val="Compact"/>
+            </w:pPr>
+            <w:r>
+              <w:t xml:space="preserve">46</w:t>
+            </w:r>
+          </w:p>
+        </w:tc>
+      </w:tr>
+      <w:tr>
+        <w:tc>
+          <w:tcPr/>
+          <w:p>
+            <w:pPr>
+              <w:pStyle w:val="Compact"/>
+            </w:pPr>
+            <w:r>
+              <w:t xml:space="preserve">Depletion 2023</w:t>
+            </w:r>
+          </w:p>
+        </w:tc>
+        <w:tc>
+          <w:tcPr/>
+          <w:p>
+            <w:pPr>
+              <w:pStyle w:val="Compact"/>
+            </w:pPr>
+            <w:r>
+              <w:t xml:space="preserve">0.086</w:t>
+            </w:r>
+          </w:p>
+        </w:tc>
+        <w:tc>
+          <w:tcPr/>
+          <w:p>
+            <w:pPr>
+              <w:pStyle w:val="Compact"/>
+            </w:pPr>
+            <w:r>
+              <w:t xml:space="preserve">0.185</w:t>
+            </w:r>
+          </w:p>
+        </w:tc>
+        <w:tc>
+          <w:tcPr/>
+          <w:p>
+            <w:pPr>
+              <w:pStyle w:val="Compact"/>
+            </w:pPr>
+            <w:r>
+              <w:rPr>
+                <w:b/>
+                <w:bCs/>
+              </w:rPr>
+              <w:t xml:space="preserve">0.175</w:t>
+            </w:r>
+          </w:p>
+        </w:tc>
+      </w:tr>
+    </w:tbl>
+    <w:p>
+      <w:pPr>
+        <w:pStyle w:val="BodyText"/>
+      </w:pPr>
+      <w:r>
+        <w:t xml:space="preserve">Both windows give a deviation standard deviation well above the assumed</w:t>
+      </w:r>
+      <w:r>
+        <w:t xml:space="preserve"> </w:t>
+      </w:r>
+      <w:r>
+        <w:t xml:space="preserve">sigmaR of 0.4 (0.515 and 0.571), and both roughly double estimated</w:t>
+      </w:r>
+      <w:r>
+        <w:t xml:space="preserve"> </w:t>
+      </w:r>
+      <w:r>
+        <w:t xml:space="preserve">depletion. The conclusion does not rest on the deviations that the data</w:t>
+      </w:r>
+      <w:r>
+        <w:t xml:space="preserve"> </w:t>
+      </w:r>
+      <w:r>
+        <w:t xml:space="preserve">cannot inform.</w:t>
       </w:r>
     </w:p>
     <w:bookmarkEnd w:id="13"/>

--- a/review/diagnostics-memo.docx
+++ b/review/diagnostics-memo.docx
@@ -2,7 +2,7 @@
 <file path=word/document.xml><?xml version="1.0" encoding="utf-8"?>
 <w:document xmlns:w="http://schemas.openxmlformats.org/wordprocessingml/2006/main" xmlns:m="http://schemas.openxmlformats.org/officeDocument/2006/math" xmlns:r="http://schemas.openxmlformats.org/officeDocument/2006/relationships" xmlns:o="urn:schemas-microsoft-com:office:office" xmlns:v="urn:schemas-microsoft-com:vml" xmlns:w10="urn:schemas-microsoft-com:office:word" xmlns:a="http://schemas.openxmlformats.org/drawingml/2006/main" xmlns:pic="http://schemas.openxmlformats.org/drawingml/2006/picture" xmlns:wp="http://schemas.openxmlformats.org/drawingml/2006/wordprocessingDrawing">
   <w:body>
-    <w:bookmarkStart w:id="17" w:name="section-10-diagnostics-first-results"/>
+    <w:bookmarkStart w:id="18" w:name="section-10-diagnostics-first-results"/>
     <w:p>
       <w:pPr>
         <w:pStyle w:val="Heading1"/>
@@ -188,13 +188,19 @@
         <w:t xml:space="preserve"> </w:t>
       </w:r>
       <w:r>
-        <w:t xml:space="preserve">improves. Your B-series counterparts reach 0.172 and 0.179 by relaxing</w:t>
-      </w:r>
-      <w:r>
-        <w:t xml:space="preserve"> </w:t>
-      </w:r>
-      <w:r>
-        <w:t xml:space="preserve">constant M instead. Three independent relaxations land near twice the</w:t>
+        <w:t xml:space="preserve">improves. Your B-series counterparts, refit at their own best optima,</w:t>
+      </w:r>
+      <w:r>
+        <w:t xml:space="preserve"> </w:t>
+      </w:r>
+      <w:r>
+        <w:t xml:space="preserve">reach 0.157 to 0.172 by relaxing constant M instead. Independent</w:t>
+      </w:r>
+      <w:r>
+        <w:t xml:space="preserve"> </w:t>
+      </w:r>
+      <w:r>
+        <w:t xml:space="preserve">relaxations of A0’s deterministic structure land at roughly twice the</w:t>
       </w:r>
       <w:r>
         <w:t xml:space="preserve"> </w:t>
@@ -238,7 +244,13 @@
         <w:t xml:space="preserve"> </w:t>
       </w:r>
       <w:r>
-        <w:t xml:space="preserve">fits better on both data components than A0 does.</w:t>
+        <w:t xml:space="preserve">fits better on both data components than A0 does – while leaving the</w:t>
+      </w:r>
+      <w:r>
+        <w:t xml:space="preserve"> </w:t>
+      </w:r>
+      <w:r>
+        <w:t xml:space="preserve">status answer unchanged.</w:t>
       </w:r>
     </w:p>
     <w:p>
@@ -2979,7 +2991,7 @@
                 <w:b/>
                 <w:bCs/>
               </w:rPr>
-              <w:t xml:space="preserve">1567.8</w:t>
+              <w:t xml:space="preserve">1562.2</w:t>
             </w:r>
           </w:p>
         </w:tc>
@@ -3018,7 +3030,7 @@
                 <w:b/>
                 <w:bCs/>
               </w:rPr>
-              <w:t xml:space="preserve">877.6</w:t>
+              <w:t xml:space="preserve">876.6</w:t>
             </w:r>
           </w:p>
         </w:tc>
@@ -3057,7 +3069,7 @@
                 <w:b/>
                 <w:bCs/>
               </w:rPr>
-              <w:t xml:space="preserve">637.3</w:t>
+              <w:t xml:space="preserve">634.3</w:t>
             </w:r>
           </w:p>
         </w:tc>
@@ -3092,7 +3104,7 @@
               <w:pStyle w:val="Compact"/>
             </w:pPr>
             <w:r>
-              <w:t xml:space="preserve">40,286</w:t>
+              <w:t xml:space="preserve">43,805</w:t>
             </w:r>
           </w:p>
         </w:tc>
@@ -3127,7 +3139,7 @@
               <w:pStyle w:val="Compact"/>
             </w:pPr>
             <w:r>
-              <w:t xml:space="preserve">0.097</w:t>
+              <w:t xml:space="preserve">0.089</w:t>
             </w:r>
           </w:p>
         </w:tc>
@@ -3158,7 +3170,7 @@
         <w:t xml:space="preserve"> </w:t>
       </w:r>
       <w:r>
-        <w:t xml:space="preserve">components by 78.6 units combined. There is no parsimony argument for</w:t>
+        <w:t xml:space="preserve">components by 84.2 units combined. There is no parsimony argument for</w:t>
       </w:r>
       <w:r>
         <w:t xml:space="preserve"> </w:t>
@@ -3172,6 +3184,48 @@
         <w:pStyle w:val="BodyText"/>
       </w:pPr>
       <w:r>
+        <w:t xml:space="preserve">Note what it does</w:t>
+      </w:r>
+      <w:r>
+        <w:t xml:space="preserve"> </w:t>
+      </w:r>
+      <w:r>
+        <w:rPr>
+          <w:i/>
+          <w:iCs/>
+        </w:rPr>
+        <w:t xml:space="preserve">not</w:t>
+      </w:r>
+      <w:r>
+        <w:t xml:space="preserve"> </w:t>
+      </w:r>
+      <w:r>
+        <w:t xml:space="preserve">do: depletion is essentially unchanged, 0.089</w:t>
+      </w:r>
+      <w:r>
+        <w:t xml:space="preserve"> </w:t>
+      </w:r>
+      <w:r>
+        <w:t xml:space="preserve">against 0.086. So this is a case where the fit improves substantially and</w:t>
+      </w:r>
+      <w:r>
+        <w:t xml:space="preserve"> </w:t>
+      </w:r>
+      <w:r>
+        <w:t xml:space="preserve">the status answer does not move at all, which is the same pattern we find</w:t>
+      </w:r>
+      <w:r>
+        <w:t xml:space="preserve"> </w:t>
+      </w:r>
+      <w:r>
+        <w:t xml:space="preserve">throughout the published sensitivities below.</w:t>
+      </w:r>
+    </w:p>
+    <w:p>
+      <w:pPr>
+        <w:pStyle w:val="BodyText"/>
+      </w:pPr>
+      <w:r>
         <w:t xml:space="preserve">Per the agreed sequencing we are holding the phi0, S0 and</w:t>
       </w:r>
       <w:r>
@@ -3190,23 +3244,17 @@
         <w:t xml:space="preserve"> </w:t>
       </w:r>
       <w:r>
-        <w:t xml:space="preserve">quantities. This configuration is still being multi-started, so the</w:t>
-      </w:r>
-      <w:r>
-        <w:t xml:space="preserve"> </w:t>
-      </w:r>
-      <w:r>
-        <w:t xml:space="preserve">numbers above are provisional.</w:t>
+        <w:t xml:space="preserve">quantities.</w:t>
       </w:r>
     </w:p>
     <w:bookmarkEnd w:id="14"/>
-    <w:bookmarkStart w:id="15" w:name="what-this-adds-up-to"/>
+    <w:bookmarkStart w:id="15" w:name="X88bf0d39105363c4ab3c1c6fef752e58e24fb21"/>
     <w:p>
       <w:pPr>
         <w:pStyle w:val="Heading2"/>
       </w:pPr>
       <w:r>
-        <w:t xml:space="preserve">What this adds up to</w:t>
+        <w:t xml:space="preserve">5. The published configurations, multi-started</w:t>
       </w:r>
     </w:p>
     <w:p>
@@ -3214,37 +3262,889 @@
         <w:pStyle w:val="FirstParagraph"/>
       </w:pPr>
       <w:r>
-        <w:t xml:space="preserve">A0’s depletion of about 0.09 is conditional on two structural</w:t>
-      </w:r>
-      <w:r>
-        <w:t xml:space="preserve"> </w:t>
-      </w:r>
-      <w:r>
-        <w:t xml:space="preserve">assumptions that the data do not obviously support. Allowing recruitment</w:t>
-      </w:r>
-      <w:r>
-        <w:t xml:space="preserve"> </w:t>
-      </w:r>
-      <w:r>
-        <w:t xml:space="preserve">variation moves it to 0.185. Your B-series counterparts, which relax</w:t>
-      </w:r>
-      <w:r>
-        <w:t xml:space="preserve"> </w:t>
-      </w:r>
-      <w:r>
-        <w:t xml:space="preserve">constant natural mortality instead, reach 0.172 and 0.179. Three</w:t>
-      </w:r>
-      <w:r>
-        <w:t xml:space="preserve"> </w:t>
-      </w:r>
-      <w:r>
-        <w:t xml:space="preserve">different relaxations of A0’s deterministic structure converge on</w:t>
-      </w:r>
-      <w:r>
-        <w:t xml:space="preserve"> </w:t>
-      </w:r>
-      <w:r>
-        <w:t xml:space="preserve">roughly twice the base depletion.</w:t>
+        <w:t xml:space="preserve">We multi-started all 21 published A- and B-series configurations, 11</w:t>
+      </w:r>
+      <w:r>
+        <w:t xml:space="preserve"> </w:t>
+      </w:r>
+      <w:r>
+        <w:t xml:space="preserve">starts each, to see whether the optimisation problem above affects the</w:t>
+      </w:r>
+      <w:r>
+        <w:t xml:space="preserve"> </w:t>
+      </w:r>
+      <w:r>
+        <w:t xml:space="preserve">assessment’s own models.</w:t>
+      </w:r>
+      <w:r>
+        <w:t xml:space="preserve"> </w:t>
+      </w:r>
+      <w:r>
+        <w:rPr>
+          <w:b/>
+          <w:bCs/>
+        </w:rPr>
+        <w:t xml:space="preserve">Eleven of the 21 sit more than 10 likelihood</w:t>
+      </w:r>
+      <w:r>
+        <w:rPr>
+          <w:b/>
+          <w:bCs/>
+        </w:rPr>
+        <w:t xml:space="preserve"> </w:t>
+      </w:r>
+      <w:r>
+        <w:rPr>
+          <w:b/>
+          <w:bCs/>
+        </w:rPr>
+        <w:t xml:space="preserve">units above a better optimum</w:t>
+      </w:r>
+      <w:r>
+        <w:t xml:space="preserve">, three of them by roughly 650.</w:t>
+      </w:r>
+    </w:p>
+    <w:tbl>
+      <w:tblPr>
+        <w:tblStyle w:val="Table"/>
+        <w:tblW w:type="pct" w:w="5000"/>
+        <w:tblLayout w:type="fixed"/>
+        <w:tblLook w:firstRow="1" w:lastRow="0" w:firstColumn="0" w:lastColumn="0" w:noHBand="0" w:noVBand="0" w:val="0020"/>
+      </w:tblPr>
+      <w:tblGrid>
+        <w:gridCol w:w="1320"/>
+        <w:gridCol w:w="1320"/>
+        <w:gridCol w:w="1320"/>
+        <w:gridCol w:w="1320"/>
+        <w:gridCol w:w="1320"/>
+        <w:gridCol w:w="1320"/>
+      </w:tblGrid>
+      <w:tr>
+        <w:trPr>
+          <w:tblHeader w:val="on"/>
+        </w:trPr>
+        <w:tc>
+          <w:tcPr/>
+          <w:p>
+            <w:pPr>
+              <w:pStyle w:val="Compact"/>
+            </w:pPr>
+            <w:r>
+              <w:t xml:space="preserve">Configuration</w:t>
+            </w:r>
+          </w:p>
+        </w:tc>
+        <w:tc>
+          <w:tcPr/>
+          <w:p>
+            <w:pPr>
+              <w:pStyle w:val="Compact"/>
+            </w:pPr>
+            <w:r>
+              <w:t xml:space="preserve">Published</w:t>
+            </w:r>
+          </w:p>
+        </w:tc>
+        <w:tc>
+          <w:tcPr/>
+          <w:p>
+            <w:pPr>
+              <w:pStyle w:val="Compact"/>
+            </w:pPr>
+            <w:r>
+              <w:t xml:space="preserve">Best</w:t>
+            </w:r>
+          </w:p>
+        </w:tc>
+        <w:tc>
+          <w:tcPr/>
+          <w:p>
+            <w:pPr>
+              <w:pStyle w:val="Compact"/>
+            </w:pPr>
+            <w:r>
+              <w:t xml:space="preserve">Penalty</w:t>
+            </w:r>
+          </w:p>
+        </w:tc>
+        <w:tc>
+          <w:tcPr/>
+          <w:p>
+            <w:pPr>
+              <w:pStyle w:val="Compact"/>
+            </w:pPr>
+            <w:r>
+              <w:t xml:space="preserve">Len comp</w:t>
+            </w:r>
+          </w:p>
+        </w:tc>
+        <w:tc>
+          <w:tcPr/>
+          <w:p>
+            <w:pPr>
+              <w:pStyle w:val="Compact"/>
+            </w:pPr>
+            <w:r>
+              <w:t xml:space="preserve">d depl</w:t>
+            </w:r>
+          </w:p>
+        </w:tc>
+      </w:tr>
+      <w:tr>
+        <w:tc>
+          <w:tcPr/>
+          <w:p>
+            <w:pPr>
+              <w:pStyle w:val="Compact"/>
+            </w:pPr>
+            <w:r>
+              <w:t xml:space="preserve">B2_2010step</w:t>
+            </w:r>
+          </w:p>
+        </w:tc>
+        <w:tc>
+          <w:tcPr/>
+          <w:p>
+            <w:pPr>
+              <w:pStyle w:val="Compact"/>
+            </w:pPr>
+            <w:r>
+              <w:t xml:space="preserve">1823.1</w:t>
+            </w:r>
+          </w:p>
+        </w:tc>
+        <w:tc>
+          <w:tcPr/>
+          <w:p>
+            <w:pPr>
+              <w:pStyle w:val="Compact"/>
+            </w:pPr>
+            <w:r>
+              <w:t xml:space="preserve">1173.1</w:t>
+            </w:r>
+          </w:p>
+        </w:tc>
+        <w:tc>
+          <w:tcPr/>
+          <w:p>
+            <w:pPr>
+              <w:pStyle w:val="Compact"/>
+            </w:pPr>
+            <w:r>
+              <w:t xml:space="preserve">650.0</w:t>
+            </w:r>
+          </w:p>
+        </w:tc>
+        <w:tc>
+          <w:tcPr/>
+          <w:p>
+            <w:pPr>
+              <w:pStyle w:val="Compact"/>
+            </w:pPr>
+            <w:r>
+              <w:t xml:space="preserve">1194.0 -&gt; 537.9</w:t>
+            </w:r>
+          </w:p>
+        </w:tc>
+        <w:tc>
+          <w:tcPr/>
+          <w:p>
+            <w:pPr>
+              <w:pStyle w:val="Compact"/>
+            </w:pPr>
+            <w:r>
+              <w:t xml:space="preserve">-0.003</w:t>
+            </w:r>
+          </w:p>
+        </w:tc>
+      </w:tr>
+      <w:tr>
+        <w:tc>
+          <w:tcPr/>
+          <w:p>
+            <w:pPr>
+              <w:pStyle w:val="Compact"/>
+            </w:pPr>
+            <w:r>
+              <w:t xml:space="preserve">B4_1990inc_lowM</w:t>
+            </w:r>
+          </w:p>
+        </w:tc>
+        <w:tc>
+          <w:tcPr/>
+          <w:p>
+            <w:pPr>
+              <w:pStyle w:val="Compact"/>
+            </w:pPr>
+            <w:r>
+              <w:t xml:space="preserve">1897.8</w:t>
+            </w:r>
+          </w:p>
+        </w:tc>
+        <w:tc>
+          <w:tcPr/>
+          <w:p>
+            <w:pPr>
+              <w:pStyle w:val="Compact"/>
+            </w:pPr>
+            <w:r>
+              <w:t xml:space="preserve">1254.6</w:t>
+            </w:r>
+          </w:p>
+        </w:tc>
+        <w:tc>
+          <w:tcPr/>
+          <w:p>
+            <w:pPr>
+              <w:pStyle w:val="Compact"/>
+            </w:pPr>
+            <w:r>
+              <w:t xml:space="preserve">643.2</w:t>
+            </w:r>
+          </w:p>
+        </w:tc>
+        <w:tc>
+          <w:tcPr/>
+          <w:p>
+            <w:pPr>
+              <w:pStyle w:val="Compact"/>
+            </w:pPr>
+            <w:r>
+              <w:t xml:space="preserve">1220.4 -&gt; 565.4</w:t>
+            </w:r>
+          </w:p>
+        </w:tc>
+        <w:tc>
+          <w:tcPr/>
+          <w:p>
+            <w:pPr>
+              <w:pStyle w:val="Compact"/>
+            </w:pPr>
+            <w:r>
+              <w:t xml:space="preserve">-0.022</w:t>
+            </w:r>
+          </w:p>
+        </w:tc>
+      </w:tr>
+      <w:tr>
+        <w:tc>
+          <w:tcPr/>
+          <w:p>
+            <w:pPr>
+              <w:pStyle w:val="Compact"/>
+            </w:pPr>
+            <w:r>
+              <w:t xml:space="preserve">A13_extraSD</w:t>
+            </w:r>
+          </w:p>
+        </w:tc>
+        <w:tc>
+          <w:tcPr/>
+          <w:p>
+            <w:pPr>
+              <w:pStyle w:val="Compact"/>
+            </w:pPr>
+            <w:r>
+              <w:t xml:space="preserve">1728.5</w:t>
+            </w:r>
+          </w:p>
+        </w:tc>
+        <w:tc>
+          <w:tcPr/>
+          <w:p>
+            <w:pPr>
+              <w:pStyle w:val="Compact"/>
+            </w:pPr>
+            <w:r>
+              <w:t xml:space="preserve">1085.6</w:t>
+            </w:r>
+          </w:p>
+        </w:tc>
+        <w:tc>
+          <w:tcPr/>
+          <w:p>
+            <w:pPr>
+              <w:pStyle w:val="Compact"/>
+            </w:pPr>
+            <w:r>
+              <w:t xml:space="preserve">642.9</w:t>
+            </w:r>
+          </w:p>
+        </w:tc>
+        <w:tc>
+          <w:tcPr/>
+          <w:p>
+            <w:pPr>
+              <w:pStyle w:val="Compact"/>
+            </w:pPr>
+            <w:r>
+              <w:t xml:space="preserve">1304.4 -&gt; 641.3</w:t>
+            </w:r>
+          </w:p>
+        </w:tc>
+        <w:tc>
+          <w:tcPr/>
+          <w:p>
+            <w:pPr>
+              <w:pStyle w:val="Compact"/>
+            </w:pPr>
+            <w:r>
+              <w:t xml:space="preserve">0.000</w:t>
+            </w:r>
+          </w:p>
+        </w:tc>
+      </w:tr>
+      <w:tr>
+        <w:tc>
+          <w:tcPr/>
+          <w:p>
+            <w:pPr>
+              <w:pStyle w:val="Compact"/>
+            </w:pPr>
+            <w:r>
+              <w:t xml:space="preserve">B5_2010step_lowM</w:t>
+            </w:r>
+          </w:p>
+        </w:tc>
+        <w:tc>
+          <w:tcPr/>
+          <w:p>
+            <w:pPr>
+              <w:pStyle w:val="Compact"/>
+            </w:pPr>
+            <w:r>
+              <w:t xml:space="preserve">1326.6</w:t>
+            </w:r>
+          </w:p>
+        </w:tc>
+        <w:tc>
+          <w:tcPr/>
+          <w:p>
+            <w:pPr>
+              <w:pStyle w:val="Compact"/>
+            </w:pPr>
+            <w:r>
+              <w:t xml:space="preserve">1176.9</w:t>
+            </w:r>
+          </w:p>
+        </w:tc>
+        <w:tc>
+          <w:tcPr/>
+          <w:p>
+            <w:pPr>
+              <w:pStyle w:val="Compact"/>
+            </w:pPr>
+            <w:r>
+              <w:t xml:space="preserve">149.7</w:t>
+            </w:r>
+          </w:p>
+        </w:tc>
+        <w:tc>
+          <w:tcPr/>
+          <w:p>
+            <w:pPr>
+              <w:pStyle w:val="Compact"/>
+            </w:pPr>
+            <w:r>
+              <w:t xml:space="preserve">692.9 -&gt; 539.4</w:t>
+            </w:r>
+          </w:p>
+        </w:tc>
+        <w:tc>
+          <w:tcPr/>
+          <w:p>
+            <w:pPr>
+              <w:pStyle w:val="Compact"/>
+            </w:pPr>
+            <w:r>
+              <w:t xml:space="preserve">-0.001</w:t>
+            </w:r>
+          </w:p>
+        </w:tc>
+      </w:tr>
+      <w:tr>
+        <w:tc>
+          <w:tcPr/>
+          <w:p>
+            <w:pPr>
+              <w:pStyle w:val="Compact"/>
+            </w:pPr>
+            <w:r>
+              <w:t xml:space="preserve">B3_2005step</w:t>
+            </w:r>
+          </w:p>
+        </w:tc>
+        <w:tc>
+          <w:tcPr/>
+          <w:p>
+            <w:pPr>
+              <w:pStyle w:val="Compact"/>
+            </w:pPr>
+            <w:r>
+              <w:t xml:space="preserve">1384.5</w:t>
+            </w:r>
+          </w:p>
+        </w:tc>
+        <w:tc>
+          <w:tcPr/>
+          <w:p>
+            <w:pPr>
+              <w:pStyle w:val="Compact"/>
+            </w:pPr>
+            <w:r>
+              <w:t xml:space="preserve">1236.3</w:t>
+            </w:r>
+          </w:p>
+        </w:tc>
+        <w:tc>
+          <w:tcPr/>
+          <w:p>
+            <w:pPr>
+              <w:pStyle w:val="Compact"/>
+            </w:pPr>
+            <w:r>
+              <w:t xml:space="preserve">148.2</w:t>
+            </w:r>
+          </w:p>
+        </w:tc>
+        <w:tc>
+          <w:tcPr/>
+          <w:p>
+            <w:pPr>
+              <w:pStyle w:val="Compact"/>
+            </w:pPr>
+            <w:r>
+              <w:t xml:space="preserve">704.0 -&gt; 551.6</w:t>
+            </w:r>
+          </w:p>
+        </w:tc>
+        <w:tc>
+          <w:tcPr/>
+          <w:p>
+            <w:pPr>
+              <w:pStyle w:val="Compact"/>
+            </w:pPr>
+            <w:r>
+              <w:t xml:space="preserve">-0.006</w:t>
+            </w:r>
+          </w:p>
+        </w:tc>
+      </w:tr>
+      <w:tr>
+        <w:tc>
+          <w:tcPr/>
+          <w:p>
+            <w:pPr>
+              <w:pStyle w:val="Compact"/>
+            </w:pPr>
+            <w:r>
+              <w:t xml:space="preserve">A5_highdiscard</w:t>
+            </w:r>
+          </w:p>
+        </w:tc>
+        <w:tc>
+          <w:tcPr/>
+          <w:p>
+            <w:pPr>
+              <w:pStyle w:val="Compact"/>
+            </w:pPr>
+            <w:r>
+              <w:t xml:space="preserve">1757.1</w:t>
+            </w:r>
+          </w:p>
+        </w:tc>
+        <w:tc>
+          <w:tcPr/>
+          <w:p>
+            <w:pPr>
+              <w:pStyle w:val="Compact"/>
+            </w:pPr>
+            <w:r>
+              <w:t xml:space="preserve">1610.9</w:t>
+            </w:r>
+          </w:p>
+        </w:tc>
+        <w:tc>
+          <w:tcPr/>
+          <w:p>
+            <w:pPr>
+              <w:pStyle w:val="Compact"/>
+            </w:pPr>
+            <w:r>
+              <w:t xml:space="preserve">146.2</w:t>
+            </w:r>
+          </w:p>
+        </w:tc>
+        <w:tc>
+          <w:tcPr/>
+          <w:p>
+            <w:pPr>
+              <w:pStyle w:val="Compact"/>
+            </w:pPr>
+            <w:r>
+              <w:t xml:space="preserve">816.5 -&gt; 660.0</w:t>
+            </w:r>
+          </w:p>
+        </w:tc>
+        <w:tc>
+          <w:tcPr/>
+          <w:p>
+            <w:pPr>
+              <w:pStyle w:val="Compact"/>
+            </w:pPr>
+            <w:r>
+              <w:t xml:space="preserve">0.000</w:t>
+            </w:r>
+          </w:p>
+        </w:tc>
+      </w:tr>
+      <w:tr>
+        <w:tc>
+          <w:tcPr/>
+          <w:p>
+            <w:pPr>
+              <w:pStyle w:val="Compact"/>
+            </w:pPr>
+            <w:r>
+              <w:t xml:space="preserve">A11_low_zfrac</w:t>
+            </w:r>
+          </w:p>
+        </w:tc>
+        <w:tc>
+          <w:tcPr/>
+          <w:p>
+            <w:pPr>
+              <w:pStyle w:val="Compact"/>
+            </w:pPr>
+            <w:r>
+              <w:t xml:space="preserve">1738.5</w:t>
+            </w:r>
+          </w:p>
+        </w:tc>
+        <w:tc>
+          <w:tcPr/>
+          <w:p>
+            <w:pPr>
+              <w:pStyle w:val="Compact"/>
+            </w:pPr>
+            <w:r>
+              <w:t xml:space="preserve">1593.5</w:t>
+            </w:r>
+          </w:p>
+        </w:tc>
+        <w:tc>
+          <w:tcPr/>
+          <w:p>
+            <w:pPr>
+              <w:pStyle w:val="Compact"/>
+            </w:pPr>
+            <w:r>
+              <w:t xml:space="preserve">144.9</w:t>
+            </w:r>
+          </w:p>
+        </w:tc>
+        <w:tc>
+          <w:tcPr/>
+          <w:p>
+            <w:pPr>
+              <w:pStyle w:val="Compact"/>
+            </w:pPr>
+            <w:r>
+              <w:t xml:space="preserve">801.4 -&gt; 645.7</w:t>
+            </w:r>
+          </w:p>
+        </w:tc>
+        <w:tc>
+          <w:tcPr/>
+          <w:p>
+            <w:pPr>
+              <w:pStyle w:val="Compact"/>
+            </w:pPr>
+            <w:r>
+              <w:t xml:space="preserve">0.001</w:t>
+            </w:r>
+          </w:p>
+        </w:tc>
+      </w:tr>
+      <w:tr>
+        <w:tc>
+          <w:tcPr/>
+          <w:p>
+            <w:pPr>
+              <w:pStyle w:val="Compact"/>
+            </w:pPr>
+            <w:r>
+              <w:t xml:space="preserve">A4_USgrowth_highmat</w:t>
+            </w:r>
+          </w:p>
+        </w:tc>
+        <w:tc>
+          <w:tcPr/>
+          <w:p>
+            <w:pPr>
+              <w:pStyle w:val="Compact"/>
+            </w:pPr>
+            <w:r>
+              <w:t xml:space="preserve">1679.6</w:t>
+            </w:r>
+          </w:p>
+        </w:tc>
+        <w:tc>
+          <w:tcPr/>
+          <w:p>
+            <w:pPr>
+              <w:pStyle w:val="Compact"/>
+            </w:pPr>
+            <w:r>
+              <w:t xml:space="preserve">1577.8</w:t>
+            </w:r>
+          </w:p>
+        </w:tc>
+        <w:tc>
+          <w:tcPr/>
+          <w:p>
+            <w:pPr>
+              <w:pStyle w:val="Compact"/>
+            </w:pPr>
+            <w:r>
+              <w:t xml:space="preserve">101.8</w:t>
+            </w:r>
+          </w:p>
+        </w:tc>
+        <w:tc>
+          <w:tcPr/>
+          <w:p>
+            <w:pPr>
+              <w:pStyle w:val="Compact"/>
+            </w:pPr>
+            <w:r>
+              <w:t xml:space="preserve">635.4 -&gt; 708.4</w:t>
+            </w:r>
+          </w:p>
+        </w:tc>
+        <w:tc>
+          <w:tcPr/>
+          <w:p>
+            <w:pPr>
+              <w:pStyle w:val="Compact"/>
+            </w:pPr>
+            <w:r>
+              <w:t xml:space="preserve">0.006</w:t>
+            </w:r>
+          </w:p>
+        </w:tc>
+      </w:tr>
+      <w:tr>
+        <w:tc>
+          <w:tcPr/>
+          <w:p>
+            <w:pPr>
+              <w:pStyle w:val="Compact"/>
+            </w:pPr>
+            <w:r>
+              <w:t xml:space="preserve">A9_lowM</w:t>
+            </w:r>
+          </w:p>
+        </w:tc>
+        <w:tc>
+          <w:tcPr/>
+          <w:p>
+            <w:pPr>
+              <w:pStyle w:val="Compact"/>
+            </w:pPr>
+            <w:r>
+              <w:t xml:space="preserve">1686.2</w:t>
+            </w:r>
+          </w:p>
+        </w:tc>
+        <w:tc>
+          <w:tcPr/>
+          <w:p>
+            <w:pPr>
+              <w:pStyle w:val="Compact"/>
+            </w:pPr>
+            <w:r>
+              <w:t xml:space="preserve">1663.8</w:t>
+            </w:r>
+          </w:p>
+        </w:tc>
+        <w:tc>
+          <w:tcPr/>
+          <w:p>
+            <w:pPr>
+              <w:pStyle w:val="Compact"/>
+            </w:pPr>
+            <w:r>
+              <w:t xml:space="preserve">22.3</w:t>
+            </w:r>
+          </w:p>
+        </w:tc>
+        <w:tc>
+          <w:tcPr/>
+          <w:p>
+            <w:pPr>
+              <w:pStyle w:val="Compact"/>
+            </w:pPr>
+            <w:r>
+              <w:t xml:space="preserve">694.8 -&gt; 679.0</w:t>
+            </w:r>
+          </w:p>
+        </w:tc>
+        <w:tc>
+          <w:tcPr/>
+          <w:p>
+            <w:pPr>
+              <w:pStyle w:val="Compact"/>
+            </w:pPr>
+            <w:r>
+              <w:t xml:space="preserve">-0.001</w:t>
+            </w:r>
+          </w:p>
+        </w:tc>
+      </w:tr>
+      <w:tr>
+        <w:tc>
+          <w:tcPr/>
+          <w:p>
+            <w:pPr>
+              <w:pStyle w:val="Compact"/>
+            </w:pPr>
+            <w:r>
+              <w:t xml:space="preserve">A10_highM</w:t>
+            </w:r>
+          </w:p>
+        </w:tc>
+        <w:tc>
+          <w:tcPr/>
+          <w:p>
+            <w:pPr>
+              <w:pStyle w:val="Compact"/>
+            </w:pPr>
+            <w:r>
+              <w:t xml:space="preserve">1640.7</w:t>
+            </w:r>
+          </w:p>
+        </w:tc>
+        <w:tc>
+          <w:tcPr/>
+          <w:p>
+            <w:pPr>
+              <w:pStyle w:val="Compact"/>
+            </w:pPr>
+            <w:r>
+              <w:t xml:space="preserve">1626.7</w:t>
+            </w:r>
+          </w:p>
+        </w:tc>
+        <w:tc>
+          <w:tcPr/>
+          <w:p>
+            <w:pPr>
+              <w:pStyle w:val="Compact"/>
+            </w:pPr>
+            <w:r>
+              <w:t xml:space="preserve">14.0</w:t>
+            </w:r>
+          </w:p>
+        </w:tc>
+        <w:tc>
+          <w:tcPr/>
+          <w:p>
+            <w:pPr>
+              <w:pStyle w:val="Compact"/>
+            </w:pPr>
+            <w:r>
+              <w:t xml:space="preserve">666.2 -&gt; 663.2</w:t>
+            </w:r>
+          </w:p>
+        </w:tc>
+        <w:tc>
+          <w:tcPr/>
+          <w:p>
+            <w:pPr>
+              <w:pStyle w:val="Compact"/>
+            </w:pPr>
+            <w:r>
+              <w:t xml:space="preserve">-0.001</w:t>
+            </w:r>
+          </w:p>
+        </w:tc>
+      </w:tr>
+      <w:tr>
+        <w:tc>
+          <w:tcPr/>
+          <w:p>
+            <w:pPr>
+              <w:pStyle w:val="Compact"/>
+            </w:pPr>
+            <w:r>
+              <w:t xml:space="preserve">A15_100discard</w:t>
+            </w:r>
+          </w:p>
+        </w:tc>
+        <w:tc>
+          <w:tcPr/>
+          <w:p>
+            <w:pPr>
+              <w:pStyle w:val="Compact"/>
+            </w:pPr>
+            <w:r>
+              <w:t xml:space="preserve">1530.2</w:t>
+            </w:r>
+          </w:p>
+        </w:tc>
+        <w:tc>
+          <w:tcPr/>
+          <w:p>
+            <w:pPr>
+              <w:pStyle w:val="Compact"/>
+            </w:pPr>
+            <w:r>
+              <w:t xml:space="preserve">1516.8</w:t>
+            </w:r>
+          </w:p>
+        </w:tc>
+        <w:tc>
+          <w:tcPr/>
+          <w:p>
+            <w:pPr>
+              <w:pStyle w:val="Compact"/>
+            </w:pPr>
+            <w:r>
+              <w:t xml:space="preserve">13.4</w:t>
+            </w:r>
+          </w:p>
+        </w:tc>
+        <w:tc>
+          <w:tcPr/>
+          <w:p>
+            <w:pPr>
+              <w:pStyle w:val="Compact"/>
+            </w:pPr>
+            <w:r>
+              <w:t xml:space="preserve">633.6 -&gt; 629.1</w:t>
+            </w:r>
+          </w:p>
+        </w:tc>
+        <w:tc>
+          <w:tcPr/>
+          <w:p>
+            <w:pPr>
+              <w:pStyle w:val="Compact"/>
+            </w:pPr>
+            <w:r>
+              <w:t xml:space="preserve">0.001</w:t>
+            </w:r>
+          </w:p>
+        </w:tc>
+      </w:tr>
+    </w:tbl>
+    <w:p>
+      <w:pPr>
+        <w:pStyle w:val="BodyText"/>
+      </w:pPr>
+      <w:r>
+        <w:t xml:space="preserve">A0, A1, A2, A3, A8, B1 and four others show no material penalty.</w:t>
       </w:r>
     </w:p>
     <w:p>
@@ -3252,29 +4152,198 @@
         <w:pStyle w:val="BodyText"/>
       </w:pPr>
       <w:r>
-        <w:t xml:space="preserve">That does not overturn the low-abundance conclusion, which is robust</w:t>
-      </w:r>
-      <w:r>
-        <w:t xml:space="preserve"> </w:t>
-      </w:r>
-      <w:r>
-        <w:t xml:space="preserve">across everything we have run. It does bear on the reconstructed unfished</w:t>
-      </w:r>
-      <w:r>
-        <w:t xml:space="preserve"> </w:t>
-      </w:r>
-      <w:r>
-        <w:t xml:space="preserve">scale and therefore on the removal advice, which is the separation you</w:t>
-      </w:r>
-      <w:r>
-        <w:t xml:space="preserve"> </w:t>
-      </w:r>
-      <w:r>
-        <w:t xml:space="preserve">drew in your fourth immediate priority.</w:t>
+        <w:rPr>
+          <w:b/>
+          <w:bCs/>
+        </w:rPr>
+        <w:t xml:space="preserve">Two things follow, and they point in opposite directions.</w:t>
+      </w:r>
+    </w:p>
+    <w:p>
+      <w:pPr>
+        <w:pStyle w:val="BodyText"/>
+      </w:pPr>
+      <w:r>
+        <w:t xml:space="preserve">The penalty is almost entirely in the length compositions, every time.</w:t>
+      </w:r>
+      <w:r>
+        <w:t xml:space="preserve"> </w:t>
+      </w:r>
+      <w:r>
+        <w:t xml:space="preserve">B2’s composition likelihood more than halves, from 1194.0 to 537.9;</w:t>
+      </w:r>
+      <w:r>
+        <w:t xml:space="preserve"> </w:t>
+      </w:r>
+      <w:r>
+        <w:t xml:space="preserve">A13’s falls from 1304.4 to 641.3. Several published configurations are</w:t>
+      </w:r>
+      <w:r>
+        <w:t xml:space="preserve"> </w:t>
+      </w:r>
+      <w:r>
+        <w:t xml:space="preserve">therefore reported with composition fits roughly twice as poor as the</w:t>
+      </w:r>
+      <w:r>
+        <w:t xml:space="preserve"> </w:t>
+      </w:r>
+      <w:r>
+        <w:t xml:space="preserve">same configuration can achieve. Any composition-fit diagnostic, residual</w:t>
+      </w:r>
+      <w:r>
+        <w:t xml:space="preserve"> </w:t>
+      </w:r>
+      <w:r>
+        <w:t xml:space="preserve">plot, or likelihood-based comparison or weighting drawn from those runs</w:t>
+      </w:r>
+      <w:r>
+        <w:t xml:space="preserve"> </w:t>
+      </w:r>
+      <w:r>
+        <w:t xml:space="preserve">is affected.</w:t>
+      </w:r>
+    </w:p>
+    <w:p>
+      <w:pPr>
+        <w:pStyle w:val="BodyText"/>
+      </w:pPr>
+      <w:r>
+        <w:t xml:space="preserve">But</w:t>
+      </w:r>
+      <w:r>
+        <w:t xml:space="preserve"> </w:t>
+      </w:r>
+      <w:r>
+        <w:rPr>
+          <w:b/>
+          <w:bCs/>
+        </w:rPr>
+        <w:t xml:space="preserve">estimated status is almost untouched</w:t>
+      </w:r>
+      <w:r>
+        <w:t xml:space="preserve">. Across all 21</w:t>
+      </w:r>
+      <w:r>
+        <w:t xml:space="preserve"> </w:t>
+      </w:r>
+      <w:r>
+        <w:t xml:space="preserve">configurations the largest change in 2023 depletion between the published</w:t>
+      </w:r>
+      <w:r>
+        <w:t xml:space="preserve"> </w:t>
+      </w:r>
+      <w:r>
+        <w:t xml:space="preserve">start and the best optimum is 0.022, and most are 0.000. The stock status</w:t>
+      </w:r>
+      <w:r>
+        <w:t xml:space="preserve"> </w:t>
+      </w:r>
+      <w:r>
+        <w:t xml:space="preserve">conclusions in the Research Document are robust to this.</w:t>
+      </w:r>
+    </w:p>
+    <w:p>
+      <w:pPr>
+        <w:pStyle w:val="BodyText"/>
+      </w:pPr>
+      <w:r>
+        <w:t xml:space="preserve">That is the fair reading, and we would not want it reported as anything</w:t>
+      </w:r>
+      <w:r>
+        <w:t xml:space="preserve"> </w:t>
+      </w:r>
+      <w:r>
+        <w:t xml:space="preserve">stronger. It is a model-selection and diagnostics problem, not a status</w:t>
+      </w:r>
+      <w:r>
+        <w:t xml:space="preserve"> </w:t>
+      </w:r>
+      <w:r>
+        <w:t xml:space="preserve">problem. It matters because your S.10 programme, and any ensemble that</w:t>
+      </w:r>
+      <w:r>
+        <w:t xml:space="preserve"> </w:t>
+      </w:r>
+      <w:r>
+        <w:t xml:space="preserve">weights models by fit, both depend on the part that is unreliable.</w:t>
       </w:r>
     </w:p>
     <w:bookmarkEnd w:id="15"/>
-    <w:bookmarkStart w:id="16" w:name="still-open"/>
+    <w:bookmarkStart w:id="16" w:name="what-this-adds-up-to"/>
+    <w:p>
+      <w:pPr>
+        <w:pStyle w:val="Heading2"/>
+      </w:pPr>
+      <w:r>
+        <w:t xml:space="preserve">What this adds up to</w:t>
+      </w:r>
+    </w:p>
+    <w:p>
+      <w:pPr>
+        <w:pStyle w:val="FirstParagraph"/>
+      </w:pPr>
+      <w:r>
+        <w:t xml:space="preserve">A0’s depletion of about 0.09 is conditional on two structural</w:t>
+      </w:r>
+      <w:r>
+        <w:t xml:space="preserve"> </w:t>
+      </w:r>
+      <w:r>
+        <w:t xml:space="preserve">assumptions that the data do not obviously support. Allowing recruitment</w:t>
+      </w:r>
+      <w:r>
+        <w:t xml:space="preserve"> </w:t>
+      </w:r>
+      <w:r>
+        <w:t xml:space="preserve">variation moves it to 0.185. Your B-series counterparts, which relax</w:t>
+      </w:r>
+      <w:r>
+        <w:t xml:space="preserve"> </w:t>
+      </w:r>
+      <w:r>
+        <w:t xml:space="preserve">constant natural mortality instead, reach 0.172 and 0.179. Three</w:t>
+      </w:r>
+      <w:r>
+        <w:t xml:space="preserve"> </w:t>
+      </w:r>
+      <w:r>
+        <w:t xml:space="preserve">different relaxations of A0’s deterministic structure converge on</w:t>
+      </w:r>
+      <w:r>
+        <w:t xml:space="preserve"> </w:t>
+      </w:r>
+      <w:r>
+        <w:t xml:space="preserve">roughly twice the base depletion.</w:t>
+      </w:r>
+    </w:p>
+    <w:p>
+      <w:pPr>
+        <w:pStyle w:val="BodyText"/>
+      </w:pPr>
+      <w:r>
+        <w:t xml:space="preserve">That does not overturn the low-abundance conclusion, which is robust</w:t>
+      </w:r>
+      <w:r>
+        <w:t xml:space="preserve"> </w:t>
+      </w:r>
+      <w:r>
+        <w:t xml:space="preserve">across everything we have run. It does bear on the reconstructed unfished</w:t>
+      </w:r>
+      <w:r>
+        <w:t xml:space="preserve"> </w:t>
+      </w:r>
+      <w:r>
+        <w:t xml:space="preserve">scale and therefore on the removal advice, which is the separation you</w:t>
+      </w:r>
+      <w:r>
+        <w:t xml:space="preserve"> </w:t>
+      </w:r>
+      <w:r>
+        <w:t xml:space="preserve">drew in your fourth immediate priority.</w:t>
+      </w:r>
+    </w:p>
+    <w:bookmarkEnd w:id="16"/>
+    <w:bookmarkStart w:id="17" w:name="still-open"/>
     <w:p>
       <w:pPr>
         <w:pStyle w:val="Heading2"/>
@@ -3319,8 +4388,8 @@
         <w:t xml:space="preserve">separate request.</w:t>
       </w:r>
     </w:p>
-    <w:bookmarkEnd w:id="16"/>
     <w:bookmarkEnd w:id="17"/>
+    <w:bookmarkEnd w:id="18"/>
     <w:sectPr>
       <w:footnotePr>
         <w:numRestart w:val="eachSect"/>
